--- a/ADET/SRS_Template updated.docx
+++ b/ADET/SRS_Template updated.docx
@@ -482,7 +482,7 @@
     </w:p>
     <w:p>
       <w:pPr>
-        <w:pStyle w:val="746"/>
+        <w:pStyle w:val="914"/>
         <w:pBdr/>
         <w:spacing w:after="160" w:before="400"/>
         <w:ind/>
@@ -960,7 +960,7 @@
     </w:p>
     <w:p>
       <w:pPr>
-        <w:pStyle w:val="746"/>
+        <w:pStyle w:val="914"/>
         <w:pBdr/>
         <w:spacing w:after="160" w:before="400"/>
         <w:ind/>
@@ -1057,7 +1057,7 @@
     </w:p>
     <w:p>
       <w:pPr>
-        <w:pStyle w:val="746"/>
+        <w:pStyle w:val="914"/>
         <w:pBdr/>
         <w:spacing w:after="160" w:before="400"/>
         <w:ind/>
@@ -1085,7 +1085,7 @@
     </w:p>
     <w:p>
       <w:pPr>
-        <w:pStyle w:val="747"/>
+        <w:pStyle w:val="915"/>
         <w:pBdr/>
         <w:spacing w:after="120" w:before="240"/>
         <w:ind/>
@@ -1127,7 +1127,7 @@
     </w:p>
     <w:p>
       <w:pPr>
-        <w:pStyle w:val="747"/>
+        <w:pStyle w:val="915"/>
         <w:pBdr/>
         <w:spacing w:after="120" w:before="240"/>
         <w:ind/>
@@ -1169,7 +1169,7 @@
     </w:p>
     <w:p>
       <w:pPr>
-        <w:pStyle w:val="747"/>
+        <w:pStyle w:val="915"/>
         <w:pBdr/>
         <w:spacing w:after="120" w:before="240"/>
         <w:ind/>
@@ -1450,7 +1450,7 @@
     </w:p>
     <w:p>
       <w:pPr>
-        <w:pStyle w:val="747"/>
+        <w:pStyle w:val="915"/>
         <w:pBdr/>
         <w:spacing w:after="120" w:before="240"/>
         <w:ind/>
@@ -1482,7 +1482,7 @@
     </w:p>
     <w:p>
       <w:pPr>
-        <w:pStyle w:val="738"/>
+        <w:pStyle w:val="906"/>
         <w:numPr>
           <w:ilvl w:val="0"/>
           <w:numId w:val="2"/>
@@ -1499,7 +1499,7 @@
     </w:p>
     <w:p>
       <w:pPr>
-        <w:pStyle w:val="738"/>
+        <w:pStyle w:val="906"/>
         <w:numPr>
           <w:ilvl w:val="0"/>
           <w:numId w:val="2"/>
@@ -1516,7 +1516,7 @@
     </w:p>
     <w:p>
       <w:pPr>
-        <w:pStyle w:val="747"/>
+        <w:pStyle w:val="915"/>
         <w:pBdr/>
         <w:spacing w:after="120" w:before="240"/>
         <w:ind/>
@@ -1558,7 +1558,7 @@
     </w:p>
     <w:p>
       <w:pPr>
-        <w:pStyle w:val="746"/>
+        <w:pStyle w:val="914"/>
         <w:pBdr/>
         <w:spacing w:after="160" w:before="400"/>
         <w:ind/>
@@ -1583,7 +1583,7 @@
     </w:p>
     <w:p>
       <w:pPr>
-        <w:pStyle w:val="747"/>
+        <w:pStyle w:val="915"/>
         <w:pBdr/>
         <w:spacing w:after="120" w:before="240"/>
         <w:ind/>
@@ -1625,7 +1625,7 @@
     </w:p>
     <w:p>
       <w:pPr>
-        <w:pStyle w:val="747"/>
+        <w:pStyle w:val="915"/>
         <w:pBdr/>
         <w:spacing w:after="120" w:before="240"/>
         <w:ind/>
@@ -1657,7 +1657,7 @@
     </w:p>
     <w:p>
       <w:pPr>
-        <w:pStyle w:val="738"/>
+        <w:pStyle w:val="906"/>
         <w:numPr>
           <w:ilvl w:val="0"/>
           <w:numId w:val="2"/>
@@ -1674,7 +1674,7 @@
     </w:p>
     <w:p>
       <w:pPr>
-        <w:pStyle w:val="738"/>
+        <w:pStyle w:val="906"/>
         <w:numPr>
           <w:ilvl w:val="0"/>
           <w:numId w:val="2"/>
@@ -1691,7 +1691,7 @@
     </w:p>
     <w:p>
       <w:pPr>
-        <w:pStyle w:val="747"/>
+        <w:pStyle w:val="915"/>
         <w:pBdr/>
         <w:spacing w:after="120" w:before="240"/>
         <w:ind/>
@@ -1972,7 +1972,7 @@
     </w:p>
     <w:p>
       <w:pPr>
-        <w:pStyle w:val="747"/>
+        <w:pStyle w:val="915"/>
         <w:pBdr/>
         <w:spacing w:after="120" w:before="240"/>
         <w:ind/>
@@ -2014,7 +2014,7 @@
     </w:p>
     <w:p>
       <w:pPr>
-        <w:pStyle w:val="747"/>
+        <w:pStyle w:val="915"/>
         <w:pBdr/>
         <w:spacing w:after="120" w:before="240"/>
         <w:ind/>
@@ -2056,7 +2056,7 @@
     </w:p>
     <w:p>
       <w:pPr>
-        <w:pStyle w:val="747"/>
+        <w:pStyle w:val="915"/>
         <w:pBdr/>
         <w:spacing w:after="120" w:before="240"/>
         <w:ind/>
@@ -2098,7 +2098,7 @@
     </w:p>
     <w:p>
       <w:pPr>
-        <w:pStyle w:val="746"/>
+        <w:pStyle w:val="914"/>
         <w:pBdr/>
         <w:spacing w:after="160" w:before="400"/>
         <w:ind/>
@@ -2130,7 +2130,7 @@
     </w:p>
     <w:p>
       <w:pPr>
-        <w:pStyle w:val="747"/>
+        <w:pStyle w:val="915"/>
         <w:pBdr/>
         <w:spacing w:after="120" w:before="240"/>
         <w:ind/>
@@ -2172,7 +2172,7 @@
     </w:p>
     <w:p>
       <w:pPr>
-        <w:pStyle w:val="747"/>
+        <w:pStyle w:val="915"/>
         <w:pBdr/>
         <w:spacing w:after="120" w:before="240"/>
         <w:ind/>
@@ -2214,7 +2214,7 @@
     </w:p>
     <w:p>
       <w:pPr>
-        <w:pStyle w:val="747"/>
+        <w:pStyle w:val="915"/>
         <w:pBdr/>
         <w:spacing w:after="120" w:before="240"/>
         <w:ind/>
@@ -2256,7 +2256,7 @@
     </w:p>
     <w:p>
       <w:pPr>
-        <w:pStyle w:val="746"/>
+        <w:pStyle w:val="914"/>
         <w:pBdr/>
         <w:spacing w:after="160" w:before="400"/>
         <w:ind/>
@@ -2281,7 +2281,7 @@
     </w:p>
     <w:p>
       <w:pPr>
-        <w:pStyle w:val="747"/>
+        <w:pStyle w:val="915"/>
         <w:pBdr/>
         <w:spacing w:after="120" w:before="240"/>
         <w:ind/>
@@ -2776,7 +2776,7 @@
     </w:p>
     <w:p>
       <w:pPr>
-        <w:pStyle w:val="747"/>
+        <w:pStyle w:val="915"/>
         <w:pBdr/>
         <w:spacing w:after="120" w:before="240"/>
         <w:ind/>
@@ -2808,7 +2808,7 @@
     </w:p>
     <w:p>
       <w:pPr>
-        <w:pStyle w:val="748"/>
+        <w:pStyle w:val="916"/>
         <w:pBdr/>
         <w:spacing w:after="100" w:before="180"/>
         <w:ind/>
@@ -2850,7 +2850,7 @@
     </w:p>
     <w:p>
       <w:pPr>
-        <w:pStyle w:val="748"/>
+        <w:pStyle w:val="916"/>
         <w:pBdr/>
         <w:spacing w:after="100" w:before="180"/>
         <w:ind/>
@@ -2892,7 +2892,7 @@
     </w:p>
     <w:p>
       <w:pPr>
-        <w:pStyle w:val="748"/>
+        <w:pStyle w:val="916"/>
         <w:pBdr/>
         <w:spacing w:after="100" w:before="180"/>
         <w:ind/>
@@ -2934,7 +2934,7 @@
     </w:p>
     <w:p>
       <w:pPr>
-        <w:pStyle w:val="748"/>
+        <w:pStyle w:val="916"/>
         <w:pBdr/>
         <w:spacing w:after="100" w:before="180"/>
         <w:ind/>
@@ -2976,7 +2976,7 @@
     </w:p>
     <w:p>
       <w:pPr>
-        <w:pStyle w:val="748"/>
+        <w:pStyle w:val="916"/>
         <w:pBdr/>
         <w:spacing w:after="100" w:before="180"/>
         <w:ind/>
@@ -3018,7 +3018,7 @@
     </w:p>
     <w:p>
       <w:pPr>
-        <w:pStyle w:val="748"/>
+        <w:pStyle w:val="916"/>
         <w:pBdr/>
         <w:spacing w:after="100" w:before="180"/>
         <w:ind/>
@@ -3060,7 +3060,7 @@
     </w:p>
     <w:p>
       <w:pPr>
-        <w:pStyle w:val="748"/>
+        <w:pStyle w:val="916"/>
         <w:pBdr/>
         <w:spacing w:after="100" w:before="180"/>
         <w:ind/>
@@ -3102,7 +3102,7 @@
     </w:p>
     <w:p>
       <w:pPr>
-        <w:pStyle w:val="748"/>
+        <w:pStyle w:val="916"/>
         <w:pBdr/>
         <w:spacing w:after="100" w:before="180"/>
         <w:ind/>
@@ -3144,7 +3144,7 @@
     </w:p>
     <w:p>
       <w:pPr>
-        <w:pStyle w:val="748"/>
+        <w:pStyle w:val="916"/>
         <w:pBdr/>
         <w:spacing w:after="100" w:before="180"/>
         <w:ind/>
@@ -3186,7 +3186,7 @@
     </w:p>
     <w:p>
       <w:pPr>
-        <w:pStyle w:val="747"/>
+        <w:pStyle w:val="915"/>
         <w:pBdr/>
         <w:spacing w:after="120" w:before="240"/>
         <w:ind/>
@@ -3199,7 +3199,7 @@
     </w:p>
     <w:p>
       <w:pPr>
-        <w:pStyle w:val="748"/>
+        <w:pStyle w:val="916"/>
         <w:pBdr/>
         <w:spacing w:after="100" w:before="180"/>
         <w:ind/>
@@ -3241,7 +3241,7 @@
     </w:p>
     <w:p>
       <w:pPr>
-        <w:pStyle w:val="748"/>
+        <w:pStyle w:val="916"/>
         <w:pBdr/>
         <w:spacing w:after="100" w:before="180"/>
         <w:ind/>
@@ -3283,7 +3283,7 @@
     </w:p>
     <w:p>
       <w:pPr>
-        <w:pStyle w:val="748"/>
+        <w:pStyle w:val="916"/>
         <w:pBdr/>
         <w:spacing w:after="100" w:before="180"/>
         <w:ind/>
@@ -3325,7 +3325,7 @@
     </w:p>
     <w:p>
       <w:pPr>
-        <w:pStyle w:val="748"/>
+        <w:pStyle w:val="916"/>
         <w:pBdr/>
         <w:spacing w:after="100" w:before="180"/>
         <w:ind/>
@@ -3367,7 +3367,7 @@
     </w:p>
     <w:p>
       <w:pPr>
-        <w:pStyle w:val="746"/>
+        <w:pStyle w:val="914"/>
         <w:pBdr/>
         <w:spacing w:after="160" w:before="400"/>
         <w:ind/>
@@ -3648,7 +3648,7 @@
     </w:p>
     <w:p>
       <w:pPr>
-        <w:pStyle w:val="746"/>
+        <w:pStyle w:val="914"/>
         <w:pBdr/>
         <w:spacing w:after="160" w:before="400"/>
         <w:ind/>
@@ -3673,7 +3673,7 @@
     </w:p>
     <w:p>
       <w:pPr>
-        <w:pStyle w:val="747"/>
+        <w:pStyle w:val="915"/>
         <w:pBdr/>
         <w:spacing w:after="120" w:before="240"/>
         <w:ind/>
@@ -3903,7 +3903,7 @@
     </w:p>
     <w:p>
       <w:pPr>
-        <w:pStyle w:val="747"/>
+        <w:pStyle w:val="915"/>
         <w:pBdr/>
         <w:spacing w:after="120" w:before="240"/>
         <w:ind/>
@@ -3941,6 +3941,7 @@
         <w:jc w:val="center"/>
         <w:rPr/>
       </w:pPr>
+      <w:r/>
       <w:r>
         <mc:AlternateContent>
           <mc:Choice Requires="wpg">
@@ -3948,7 +3949,7 @@
               <wp:inline xmlns:wp="http://schemas.openxmlformats.org/drawingml/2006/wordprocessingDrawing" distT="0" distB="0" distL="0" distR="0">
                 <wp:extent cx="5905500" cy="3228975"/>
                 <wp:effectExtent l="0" t="0" r="0" b="0"/>
-                <wp:docPr id="3" name="" descr="" title=""/>
+                <wp:docPr id="3" name=""/>
                 <wp:cNvGraphicFramePr>
                   <a:graphicFrameLocks xmlns:a="http://schemas.openxmlformats.org/drawingml/2006/main" noChangeAspect="1"/>
                 </wp:cNvGraphicFramePr>
@@ -3956,7 +3957,7 @@
                   <a:graphicData uri="http://schemas.openxmlformats.org/drawingml/2006/picture">
                     <pic:pic xmlns:pic="http://schemas.openxmlformats.org/drawingml/2006/picture">
                       <pic:nvPicPr>
-                        <pic:cNvPr id="0" name="" descr=""/>
+                        <pic:cNvPr id="8074670" name="" descr=""/>
                         <pic:cNvPicPr>
                           <a:picLocks noChangeAspect="1"/>
                         </pic:cNvPicPr>
@@ -3969,7 +3970,7 @@
                       <pic:spPr bwMode="auto">
                         <a:xfrm>
                           <a:off x="0" y="0"/>
-                          <a:ext cx="5905500" cy="3228975"/>
+                          <a:ext cx="5905499" cy="3228975"/>
                         </a:xfrm>
                         <a:prstGeom prst="rect">
                           <a:avLst/>
@@ -4011,6 +4012,7 @@
         </mc:AlternateContent>
       </w:r>
       <w:r/>
+      <w:r/>
     </w:p>
     <w:p>
       <w:pPr>
@@ -4034,7 +4036,7 @@
     </w:p>
     <w:p>
       <w:pPr>
-        <w:pStyle w:val="747"/>
+        <w:pStyle w:val="915"/>
         <w:pBdr/>
         <w:spacing w:after="120" w:before="240"/>
         <w:ind/>
@@ -4529,7 +4531,7 @@
     </w:p>
     <w:p>
       <w:pPr>
-        <w:pStyle w:val="747"/>
+        <w:pStyle w:val="915"/>
         <w:pBdr/>
         <w:spacing w:after="120" w:before="240"/>
         <w:ind/>
@@ -4571,7 +4573,7 @@
     </w:p>
     <w:p>
       <w:pPr>
-        <w:pStyle w:val="746"/>
+        <w:pStyle w:val="914"/>
         <w:pBdr/>
         <w:spacing w:after="160" w:before="400"/>
         <w:ind/>
@@ -4603,7 +4605,7 @@
     </w:p>
     <w:p>
       <w:pPr>
-        <w:pStyle w:val="738"/>
+        <w:pStyle w:val="906"/>
         <w:numPr>
           <w:ilvl w:val="0"/>
           <w:numId w:val="2"/>
@@ -4620,7 +4622,7 @@
     </w:p>
     <w:p>
       <w:pPr>
-        <w:pStyle w:val="738"/>
+        <w:pStyle w:val="906"/>
         <w:numPr>
           <w:ilvl w:val="0"/>
           <w:numId w:val="2"/>
@@ -4637,7 +4639,7 @@
     </w:p>
     <w:p>
       <w:pPr>
-        <w:pStyle w:val="746"/>
+        <w:pStyle w:val="914"/>
         <w:pBdr/>
         <w:spacing w:after="160" w:before="400"/>
         <w:ind/>
@@ -4679,7 +4681,7 @@
     </w:p>
     <w:p>
       <w:pPr>
-        <w:pStyle w:val="746"/>
+        <w:pStyle w:val="914"/>
         <w:pBdr/>
         <w:spacing w:after="160" w:before="400"/>
         <w:ind/>
@@ -4692,7 +4694,7 @@
     </w:p>
     <w:p>
       <w:pPr>
-        <w:pStyle w:val="747"/>
+        <w:pStyle w:val="915"/>
         <w:pBdr/>
         <w:spacing w:after="120" w:before="240"/>
         <w:ind/>
@@ -4734,7 +4736,7 @@
     </w:p>
     <w:p>
       <w:pPr>
-        <w:pStyle w:val="747"/>
+        <w:pStyle w:val="915"/>
         <w:pBdr/>
         <w:spacing w:after="120" w:before="240"/>
         <w:ind/>
@@ -4776,7 +4778,7 @@
     </w:p>
     <w:p>
       <w:pPr>
-        <w:pStyle w:val="747"/>
+        <w:pStyle w:val="915"/>
         <w:pBdr/>
         <w:spacing w:after="120" w:before="240"/>
         <w:ind/>
@@ -4872,7 +4874,6 @@
         <w:ind/>
         <w:rPr/>
       </w:pPr>
-      <w:r/>
       <w:r>
         <w:separator/>
       </w:r>
@@ -4887,7 +4888,6 @@
         <w:ind/>
         <w:rPr/>
       </w:pPr>
-      <w:r/>
       <w:r>
         <w:continuationSeparator/>
       </w:r>
@@ -4952,7 +4952,6 @@
         <w:ind/>
         <w:rPr/>
       </w:pPr>
-      <w:r/>
       <w:r>
         <w:separator/>
       </w:r>
@@ -4967,7 +4966,6 @@
         <w:ind/>
         <w:rPr/>
       </w:pPr>
-      <w:r/>
       <w:r>
         <w:continuationSeparator/>
       </w:r>
@@ -5432,7 +5430,7 @@
     <w:lsdException w:name="Bibliography" w:uiPriority="37"/>
     <w:lsdException w:name="TOC Heading" w:uiPriority="39" w:qFormat="1"/>
   </w:latentStyles>
-  <w:style w:type="table" w:styleId="11" w:default="1">
+  <w:style w:type="table" w:styleId="727" w:default="1">
     <w:name w:val="Normal Table"/>
     <w:uiPriority w:val="99"/>
     <w:semiHidden/>
@@ -5625,9 +5623,9 @@
       </w:tcPr>
     </w:tblStylePr>
   </w:style>
-  <w:style w:type="table" w:styleId="12">
+  <w:style w:type="table" w:styleId="728">
     <w:name w:val="Table Grid"/>
-    <w:basedOn w:val="11"/>
+    <w:basedOn w:val="727"/>
     <w:uiPriority w:val="59"/>
     <w:pPr>
       <w:pBdr/>
@@ -5824,9 +5822,9 @@
       </w:tcPr>
     </w:tblStylePr>
   </w:style>
-  <w:style w:type="table" w:styleId="13">
+  <w:style w:type="table" w:styleId="729">
     <w:name w:val="Table Grid Light"/>
-    <w:basedOn w:val="11"/>
+    <w:basedOn w:val="727"/>
     <w:uiPriority w:val="59"/>
     <w:pPr>
       <w:pBdr/>
@@ -6023,9 +6021,9 @@
       </w:tcPr>
     </w:tblStylePr>
   </w:style>
-  <w:style w:type="table" w:styleId="14">
+  <w:style w:type="table" w:styleId="730">
     <w:name w:val="Plain Table 1"/>
-    <w:basedOn w:val="11"/>
+    <w:basedOn w:val="727"/>
     <w:uiPriority w:val="59"/>
     <w:pPr>
       <w:pBdr/>
@@ -6248,9 +6246,9 @@
       </w:tcPr>
     </w:tblStylePr>
   </w:style>
-  <w:style w:type="table" w:styleId="15">
+  <w:style w:type="table" w:styleId="731">
     <w:name w:val="Plain Table 2"/>
-    <w:basedOn w:val="11"/>
+    <w:basedOn w:val="727"/>
     <w:uiPriority w:val="59"/>
     <w:pPr>
       <w:pBdr/>
@@ -6481,9 +6479,9 @@
       </w:tcPr>
     </w:tblStylePr>
   </w:style>
-  <w:style w:type="table" w:styleId="16">
+  <w:style w:type="table" w:styleId="732">
     <w:name w:val="Plain Table 3"/>
-    <w:basedOn w:val="11"/>
+    <w:basedOn w:val="727"/>
     <w:uiPriority w:val="99"/>
     <w:pPr>
       <w:pBdr/>
@@ -6711,9 +6709,9 @@
       </w:tcPr>
     </w:tblStylePr>
   </w:style>
-  <w:style w:type="table" w:styleId="17">
+  <w:style w:type="table" w:styleId="733">
     <w:name w:val="Plain Table 4"/>
-    <w:basedOn w:val="11"/>
+    <w:basedOn w:val="727"/>
     <w:uiPriority w:val="99"/>
     <w:pPr>
       <w:pBdr/>
@@ -6927,9 +6925,9 @@
       </w:tcPr>
     </w:tblStylePr>
   </w:style>
-  <w:style w:type="table" w:styleId="18">
+  <w:style w:type="table" w:styleId="734">
     <w:name w:val="Plain Table 5"/>
-    <w:basedOn w:val="11"/>
+    <w:basedOn w:val="727"/>
     <w:uiPriority w:val="99"/>
     <w:pPr>
       <w:pBdr/>
@@ -7160,9 +7158,9 @@
       </w:tcPr>
     </w:tblStylePr>
   </w:style>
-  <w:style w:type="table" w:styleId="19">
+  <w:style w:type="table" w:styleId="735">
     <w:name w:val="Grid Table 1 Light"/>
-    <w:basedOn w:val="11"/>
+    <w:basedOn w:val="727"/>
     <w:uiPriority w:val="99"/>
     <w:pPr>
       <w:pBdr/>
@@ -7383,9 +7381,9 @@
       </w:tcPr>
     </w:tblStylePr>
   </w:style>
-  <w:style w:type="table" w:styleId="20">
+  <w:style w:type="table" w:styleId="736">
     <w:name w:val="Grid Table 1 Light - Accent 1"/>
-    <w:basedOn w:val="11"/>
+    <w:basedOn w:val="727"/>
     <w:uiPriority w:val="99"/>
     <w:pPr>
       <w:pBdr/>
@@ -7606,9 +7604,9 @@
       </w:tcPr>
     </w:tblStylePr>
   </w:style>
-  <w:style w:type="table" w:styleId="21">
+  <w:style w:type="table" w:styleId="737">
     <w:name w:val="Grid Table 1 Light - Accent 2"/>
-    <w:basedOn w:val="11"/>
+    <w:basedOn w:val="727"/>
     <w:uiPriority w:val="99"/>
     <w:pPr>
       <w:pBdr/>
@@ -7829,9 +7827,9 @@
       </w:tcPr>
     </w:tblStylePr>
   </w:style>
-  <w:style w:type="table" w:styleId="22">
+  <w:style w:type="table" w:styleId="738">
     <w:name w:val="Grid Table 1 Light - Accent 3"/>
-    <w:basedOn w:val="11"/>
+    <w:basedOn w:val="727"/>
     <w:uiPriority w:val="99"/>
     <w:pPr>
       <w:pBdr/>
@@ -8052,9 +8050,9 @@
       </w:tcPr>
     </w:tblStylePr>
   </w:style>
-  <w:style w:type="table" w:styleId="23">
+  <w:style w:type="table" w:styleId="739">
     <w:name w:val="Grid Table 1 Light - Accent 4"/>
-    <w:basedOn w:val="11"/>
+    <w:basedOn w:val="727"/>
     <w:uiPriority w:val="99"/>
     <w:pPr>
       <w:pBdr/>
@@ -8275,9 +8273,9 @@
       </w:tcPr>
     </w:tblStylePr>
   </w:style>
-  <w:style w:type="table" w:styleId="24">
+  <w:style w:type="table" w:styleId="740">
     <w:name w:val="Grid Table 1 Light - Accent 5"/>
-    <w:basedOn w:val="11"/>
+    <w:basedOn w:val="727"/>
     <w:uiPriority w:val="99"/>
     <w:pPr>
       <w:pBdr/>
@@ -8498,9 +8496,9 @@
       </w:tcPr>
     </w:tblStylePr>
   </w:style>
-  <w:style w:type="table" w:styleId="25">
+  <w:style w:type="table" w:styleId="741">
     <w:name w:val="Grid Table 1 Light - Accent 6"/>
-    <w:basedOn w:val="11"/>
+    <w:basedOn w:val="727"/>
     <w:uiPriority w:val="99"/>
     <w:pPr>
       <w:pBdr/>
@@ -8721,9 +8719,9 @@
       </w:tcPr>
     </w:tblStylePr>
   </w:style>
-  <w:style w:type="table" w:styleId="26">
+  <w:style w:type="table" w:styleId="742">
     <w:name w:val="Grid Table 2"/>
-    <w:basedOn w:val="11"/>
+    <w:basedOn w:val="727"/>
     <w:uiPriority w:val="99"/>
     <w:pPr>
       <w:pBdr/>
@@ -8953,9 +8951,9 @@
       </w:tcPr>
     </w:tblStylePr>
   </w:style>
-  <w:style w:type="table" w:styleId="27">
+  <w:style w:type="table" w:styleId="743">
     <w:name w:val="Grid Table 2 - Accent 1"/>
-    <w:basedOn w:val="11"/>
+    <w:basedOn w:val="727"/>
     <w:uiPriority w:val="99"/>
     <w:pPr>
       <w:pBdr/>
@@ -9185,9 +9183,9 @@
       </w:tcPr>
     </w:tblStylePr>
   </w:style>
-  <w:style w:type="table" w:styleId="28">
+  <w:style w:type="table" w:styleId="744">
     <w:name w:val="Grid Table 2 - Accent 2"/>
-    <w:basedOn w:val="11"/>
+    <w:basedOn w:val="727"/>
     <w:uiPriority w:val="99"/>
     <w:pPr>
       <w:pBdr/>
@@ -9417,9 +9415,9 @@
       </w:tcPr>
     </w:tblStylePr>
   </w:style>
-  <w:style w:type="table" w:styleId="29">
+  <w:style w:type="table" w:styleId="745">
     <w:name w:val="Grid Table 2 - Accent 3"/>
-    <w:basedOn w:val="11"/>
+    <w:basedOn w:val="727"/>
     <w:uiPriority w:val="99"/>
     <w:pPr>
       <w:pBdr/>
@@ -9649,9 +9647,9 @@
       </w:tcPr>
     </w:tblStylePr>
   </w:style>
-  <w:style w:type="table" w:styleId="30">
+  <w:style w:type="table" w:styleId="746">
     <w:name w:val="Grid Table 2 - Accent 4"/>
-    <w:basedOn w:val="11"/>
+    <w:basedOn w:val="727"/>
     <w:uiPriority w:val="99"/>
     <w:pPr>
       <w:pBdr/>
@@ -9881,9 +9879,9 @@
       </w:tcPr>
     </w:tblStylePr>
   </w:style>
-  <w:style w:type="table" w:styleId="31">
+  <w:style w:type="table" w:styleId="747">
     <w:name w:val="Grid Table 2 - Accent 5"/>
-    <w:basedOn w:val="11"/>
+    <w:basedOn w:val="727"/>
     <w:uiPriority w:val="99"/>
     <w:pPr>
       <w:pBdr/>
@@ -10113,9 +10111,9 @@
       </w:tcPr>
     </w:tblStylePr>
   </w:style>
-  <w:style w:type="table" w:styleId="32">
+  <w:style w:type="table" w:styleId="748">
     <w:name w:val="Grid Table 2 - Accent 6"/>
-    <w:basedOn w:val="11"/>
+    <w:basedOn w:val="727"/>
     <w:uiPriority w:val="99"/>
     <w:pPr>
       <w:pBdr/>
@@ -10345,9 +10343,9 @@
       </w:tcPr>
     </w:tblStylePr>
   </w:style>
-  <w:style w:type="table" w:styleId="33">
+  <w:style w:type="table" w:styleId="749">
     <w:name w:val="Grid Table 3"/>
-    <w:basedOn w:val="11"/>
+    <w:basedOn w:val="727"/>
     <w:uiPriority w:val="99"/>
     <w:pPr>
       <w:pBdr/>
@@ -10446,29 +10444,6 @@
         <w:tblBorders/>
       </w:tblPr>
       <w:tcPr>
-        <w:shd w:color="ffffff"/>
-        <w:tcBorders>
-          <w:top w:val="none" w:color="000000" w:sz="4" w:space="0"/>
-          <w:left w:val="none" w:color="000000" w:sz="4" w:space="0"/>
-          <w:bottom w:val="none" w:color="000000" w:sz="4" w:space="0"/>
-          <w:right w:val="none" w:color="000000" w:sz="4" w:space="0"/>
-        </w:tcBorders>
-      </w:tcPr>
-    </w:tblStylePr>
-    <w:tblStylePr w:type="firstRow">
-      <w:rPr>
-        <w:b/>
-        <w:color w:val="404040"/>
-      </w:rPr>
-      <w:pPr>
-        <w:pBdr/>
-        <w:spacing/>
-        <w:ind/>
-      </w:pPr>
-      <w:tblPr>
-        <w:tblBorders/>
-      </w:tblPr>
-      <w:tcPr>
         <w:shd w:val="clear" w:color="ffffff"/>
         <w:tcBorders>
           <w:top w:val="none" w:color="000000" w:sz="4" w:space="0"/>
@@ -10478,30 +10453,7 @@
         </w:tcBorders>
       </w:tcPr>
     </w:tblStylePr>
-    <w:tblStylePr w:type="lastCol">
-      <w:rPr>
-        <w:i/>
-        <w:color w:val="404040"/>
-      </w:rPr>
-      <w:pPr>
-        <w:pBdr/>
-        <w:spacing/>
-        <w:ind/>
-      </w:pPr>
-      <w:tblPr>
-        <w:tblBorders/>
-      </w:tblPr>
-      <w:tcPr>
-        <w:shd w:color="ffffff"/>
-        <w:tcBorders>
-          <w:top w:val="none" w:color="000000" w:sz="4" w:space="0"/>
-          <w:left w:val="none" w:color="000000" w:sz="4" w:space="0"/>
-          <w:bottom w:val="none" w:color="000000" w:sz="4" w:space="0"/>
-          <w:right w:val="none" w:color="000000" w:sz="4" w:space="0"/>
-        </w:tcBorders>
-      </w:tcPr>
-    </w:tblStylePr>
-    <w:tblStylePr w:type="lastRow">
+    <w:tblStylePr w:type="firstRow">
       <w:rPr>
         <w:b/>
         <w:color w:val="404040"/>
@@ -10524,6 +10476,52 @@
         </w:tcBorders>
       </w:tcPr>
     </w:tblStylePr>
+    <w:tblStylePr w:type="lastCol">
+      <w:rPr>
+        <w:i/>
+        <w:color w:val="404040"/>
+      </w:rPr>
+      <w:pPr>
+        <w:pBdr/>
+        <w:spacing/>
+        <w:ind/>
+      </w:pPr>
+      <w:tblPr>
+        <w:tblBorders/>
+      </w:tblPr>
+      <w:tcPr>
+        <w:shd w:val="clear" w:color="ffffff"/>
+        <w:tcBorders>
+          <w:top w:val="none" w:color="000000" w:sz="4" w:space="0"/>
+          <w:left w:val="none" w:color="000000" w:sz="4" w:space="0"/>
+          <w:bottom w:val="none" w:color="000000" w:sz="4" w:space="0"/>
+          <w:right w:val="none" w:color="000000" w:sz="4" w:space="0"/>
+        </w:tcBorders>
+      </w:tcPr>
+    </w:tblStylePr>
+    <w:tblStylePr w:type="lastRow">
+      <w:rPr>
+        <w:b/>
+        <w:color w:val="404040"/>
+      </w:rPr>
+      <w:pPr>
+        <w:pBdr/>
+        <w:spacing/>
+        <w:ind/>
+      </w:pPr>
+      <w:tblPr>
+        <w:tblBorders/>
+      </w:tblPr>
+      <w:tcPr>
+        <w:shd w:val="clear" w:color="ffffff"/>
+        <w:tcBorders>
+          <w:top w:val="none" w:color="000000" w:sz="4" w:space="0"/>
+          <w:left w:val="none" w:color="000000" w:sz="4" w:space="0"/>
+          <w:bottom w:val="none" w:color="000000" w:sz="4" w:space="0"/>
+          <w:right w:val="none" w:color="000000" w:sz="4" w:space="0"/>
+        </w:tcBorders>
+      </w:tcPr>
+    </w:tblStylePr>
     <w:tblStylePr w:type="nwCell">
       <w:pPr>
         <w:pBdr/>
@@ -10590,9 +10588,9 @@
       </w:tcPr>
     </w:tblStylePr>
   </w:style>
-  <w:style w:type="table" w:styleId="34">
+  <w:style w:type="table" w:styleId="750">
     <w:name w:val="Grid Table 3 - Accent 1"/>
-    <w:basedOn w:val="11"/>
+    <w:basedOn w:val="727"/>
     <w:uiPriority w:val="99"/>
     <w:pPr>
       <w:pBdr/>
@@ -10691,29 +10689,6 @@
         <w:tblBorders/>
       </w:tblPr>
       <w:tcPr>
-        <w:shd w:color="ffffff"/>
-        <w:tcBorders>
-          <w:top w:val="none" w:color="000000" w:sz="4" w:space="0"/>
-          <w:left w:val="none" w:color="000000" w:sz="4" w:space="0"/>
-          <w:bottom w:val="none" w:color="000000" w:sz="4" w:space="0"/>
-          <w:right w:val="none" w:color="000000" w:sz="4" w:space="0"/>
-        </w:tcBorders>
-      </w:tcPr>
-    </w:tblStylePr>
-    <w:tblStylePr w:type="firstRow">
-      <w:rPr>
-        <w:b/>
-        <w:color w:val="404040"/>
-      </w:rPr>
-      <w:pPr>
-        <w:pBdr/>
-        <w:spacing/>
-        <w:ind/>
-      </w:pPr>
-      <w:tblPr>
-        <w:tblBorders/>
-      </w:tblPr>
-      <w:tcPr>
         <w:shd w:val="clear" w:color="ffffff"/>
         <w:tcBorders>
           <w:top w:val="none" w:color="000000" w:sz="4" w:space="0"/>
@@ -10723,30 +10698,7 @@
         </w:tcBorders>
       </w:tcPr>
     </w:tblStylePr>
-    <w:tblStylePr w:type="lastCol">
-      <w:rPr>
-        <w:i/>
-        <w:color w:val="404040"/>
-      </w:rPr>
-      <w:pPr>
-        <w:pBdr/>
-        <w:spacing/>
-        <w:ind/>
-      </w:pPr>
-      <w:tblPr>
-        <w:tblBorders/>
-      </w:tblPr>
-      <w:tcPr>
-        <w:shd w:color="ffffff"/>
-        <w:tcBorders>
-          <w:top w:val="none" w:color="000000" w:sz="4" w:space="0"/>
-          <w:left w:val="none" w:color="000000" w:sz="4" w:space="0"/>
-          <w:bottom w:val="none" w:color="000000" w:sz="4" w:space="0"/>
-          <w:right w:val="none" w:color="000000" w:sz="4" w:space="0"/>
-        </w:tcBorders>
-      </w:tcPr>
-    </w:tblStylePr>
-    <w:tblStylePr w:type="lastRow">
+    <w:tblStylePr w:type="firstRow">
       <w:rPr>
         <w:b/>
         <w:color w:val="404040"/>
@@ -10769,6 +10721,52 @@
         </w:tcBorders>
       </w:tcPr>
     </w:tblStylePr>
+    <w:tblStylePr w:type="lastCol">
+      <w:rPr>
+        <w:i/>
+        <w:color w:val="404040"/>
+      </w:rPr>
+      <w:pPr>
+        <w:pBdr/>
+        <w:spacing/>
+        <w:ind/>
+      </w:pPr>
+      <w:tblPr>
+        <w:tblBorders/>
+      </w:tblPr>
+      <w:tcPr>
+        <w:shd w:val="clear" w:color="ffffff"/>
+        <w:tcBorders>
+          <w:top w:val="none" w:color="000000" w:sz="4" w:space="0"/>
+          <w:left w:val="none" w:color="000000" w:sz="4" w:space="0"/>
+          <w:bottom w:val="none" w:color="000000" w:sz="4" w:space="0"/>
+          <w:right w:val="none" w:color="000000" w:sz="4" w:space="0"/>
+        </w:tcBorders>
+      </w:tcPr>
+    </w:tblStylePr>
+    <w:tblStylePr w:type="lastRow">
+      <w:rPr>
+        <w:b/>
+        <w:color w:val="404040"/>
+      </w:rPr>
+      <w:pPr>
+        <w:pBdr/>
+        <w:spacing/>
+        <w:ind/>
+      </w:pPr>
+      <w:tblPr>
+        <w:tblBorders/>
+      </w:tblPr>
+      <w:tcPr>
+        <w:shd w:val="clear" w:color="ffffff"/>
+        <w:tcBorders>
+          <w:top w:val="none" w:color="000000" w:sz="4" w:space="0"/>
+          <w:left w:val="none" w:color="000000" w:sz="4" w:space="0"/>
+          <w:bottom w:val="none" w:color="000000" w:sz="4" w:space="0"/>
+          <w:right w:val="none" w:color="000000" w:sz="4" w:space="0"/>
+        </w:tcBorders>
+      </w:tcPr>
+    </w:tblStylePr>
     <w:tblStylePr w:type="nwCell">
       <w:pPr>
         <w:pBdr/>
@@ -10835,9 +10833,9 @@
       </w:tcPr>
     </w:tblStylePr>
   </w:style>
-  <w:style w:type="table" w:styleId="35">
+  <w:style w:type="table" w:styleId="751">
     <w:name w:val="Grid Table 3 - Accent 2"/>
-    <w:basedOn w:val="11"/>
+    <w:basedOn w:val="727"/>
     <w:uiPriority w:val="99"/>
     <w:pPr>
       <w:pBdr/>
@@ -10936,29 +10934,6 @@
         <w:tblBorders/>
       </w:tblPr>
       <w:tcPr>
-        <w:shd w:color="ffffff"/>
-        <w:tcBorders>
-          <w:top w:val="none" w:color="000000" w:sz="4" w:space="0"/>
-          <w:left w:val="none" w:color="000000" w:sz="4" w:space="0"/>
-          <w:bottom w:val="none" w:color="000000" w:sz="4" w:space="0"/>
-          <w:right w:val="none" w:color="000000" w:sz="4" w:space="0"/>
-        </w:tcBorders>
-      </w:tcPr>
-    </w:tblStylePr>
-    <w:tblStylePr w:type="firstRow">
-      <w:rPr>
-        <w:b/>
-        <w:color w:val="404040"/>
-      </w:rPr>
-      <w:pPr>
-        <w:pBdr/>
-        <w:spacing/>
-        <w:ind/>
-      </w:pPr>
-      <w:tblPr>
-        <w:tblBorders/>
-      </w:tblPr>
-      <w:tcPr>
         <w:shd w:val="clear" w:color="ffffff"/>
         <w:tcBorders>
           <w:top w:val="none" w:color="000000" w:sz="4" w:space="0"/>
@@ -10968,30 +10943,7 @@
         </w:tcBorders>
       </w:tcPr>
     </w:tblStylePr>
-    <w:tblStylePr w:type="lastCol">
-      <w:rPr>
-        <w:i/>
-        <w:color w:val="404040"/>
-      </w:rPr>
-      <w:pPr>
-        <w:pBdr/>
-        <w:spacing/>
-        <w:ind/>
-      </w:pPr>
-      <w:tblPr>
-        <w:tblBorders/>
-      </w:tblPr>
-      <w:tcPr>
-        <w:shd w:color="ffffff"/>
-        <w:tcBorders>
-          <w:top w:val="none" w:color="000000" w:sz="4" w:space="0"/>
-          <w:left w:val="none" w:color="000000" w:sz="4" w:space="0"/>
-          <w:bottom w:val="none" w:color="000000" w:sz="4" w:space="0"/>
-          <w:right w:val="none" w:color="000000" w:sz="4" w:space="0"/>
-        </w:tcBorders>
-      </w:tcPr>
-    </w:tblStylePr>
-    <w:tblStylePr w:type="lastRow">
+    <w:tblStylePr w:type="firstRow">
       <w:rPr>
         <w:b/>
         <w:color w:val="404040"/>
@@ -11014,6 +10966,52 @@
         </w:tcBorders>
       </w:tcPr>
     </w:tblStylePr>
+    <w:tblStylePr w:type="lastCol">
+      <w:rPr>
+        <w:i/>
+        <w:color w:val="404040"/>
+      </w:rPr>
+      <w:pPr>
+        <w:pBdr/>
+        <w:spacing/>
+        <w:ind/>
+      </w:pPr>
+      <w:tblPr>
+        <w:tblBorders/>
+      </w:tblPr>
+      <w:tcPr>
+        <w:shd w:val="clear" w:color="ffffff"/>
+        <w:tcBorders>
+          <w:top w:val="none" w:color="000000" w:sz="4" w:space="0"/>
+          <w:left w:val="none" w:color="000000" w:sz="4" w:space="0"/>
+          <w:bottom w:val="none" w:color="000000" w:sz="4" w:space="0"/>
+          <w:right w:val="none" w:color="000000" w:sz="4" w:space="0"/>
+        </w:tcBorders>
+      </w:tcPr>
+    </w:tblStylePr>
+    <w:tblStylePr w:type="lastRow">
+      <w:rPr>
+        <w:b/>
+        <w:color w:val="404040"/>
+      </w:rPr>
+      <w:pPr>
+        <w:pBdr/>
+        <w:spacing/>
+        <w:ind/>
+      </w:pPr>
+      <w:tblPr>
+        <w:tblBorders/>
+      </w:tblPr>
+      <w:tcPr>
+        <w:shd w:val="clear" w:color="ffffff"/>
+        <w:tcBorders>
+          <w:top w:val="none" w:color="000000" w:sz="4" w:space="0"/>
+          <w:left w:val="none" w:color="000000" w:sz="4" w:space="0"/>
+          <w:bottom w:val="none" w:color="000000" w:sz="4" w:space="0"/>
+          <w:right w:val="none" w:color="000000" w:sz="4" w:space="0"/>
+        </w:tcBorders>
+      </w:tcPr>
+    </w:tblStylePr>
     <w:tblStylePr w:type="nwCell">
       <w:pPr>
         <w:pBdr/>
@@ -11080,9 +11078,9 @@
       </w:tcPr>
     </w:tblStylePr>
   </w:style>
-  <w:style w:type="table" w:styleId="36">
+  <w:style w:type="table" w:styleId="752">
     <w:name w:val="Grid Table 3 - Accent 3"/>
-    <w:basedOn w:val="11"/>
+    <w:basedOn w:val="727"/>
     <w:uiPriority w:val="99"/>
     <w:pPr>
       <w:pBdr/>
@@ -11181,29 +11179,6 @@
         <w:tblBorders/>
       </w:tblPr>
       <w:tcPr>
-        <w:shd w:color="ffffff"/>
-        <w:tcBorders>
-          <w:top w:val="none" w:color="000000" w:sz="4" w:space="0"/>
-          <w:left w:val="none" w:color="000000" w:sz="4" w:space="0"/>
-          <w:bottom w:val="none" w:color="000000" w:sz="4" w:space="0"/>
-          <w:right w:val="none" w:color="000000" w:sz="4" w:space="0"/>
-        </w:tcBorders>
-      </w:tcPr>
-    </w:tblStylePr>
-    <w:tblStylePr w:type="firstRow">
-      <w:rPr>
-        <w:b/>
-        <w:color w:val="404040"/>
-      </w:rPr>
-      <w:pPr>
-        <w:pBdr/>
-        <w:spacing/>
-        <w:ind/>
-      </w:pPr>
-      <w:tblPr>
-        <w:tblBorders/>
-      </w:tblPr>
-      <w:tcPr>
         <w:shd w:val="clear" w:color="ffffff"/>
         <w:tcBorders>
           <w:top w:val="none" w:color="000000" w:sz="4" w:space="0"/>
@@ -11213,30 +11188,7 @@
         </w:tcBorders>
       </w:tcPr>
     </w:tblStylePr>
-    <w:tblStylePr w:type="lastCol">
-      <w:rPr>
-        <w:i/>
-        <w:color w:val="404040"/>
-      </w:rPr>
-      <w:pPr>
-        <w:pBdr/>
-        <w:spacing/>
-        <w:ind/>
-      </w:pPr>
-      <w:tblPr>
-        <w:tblBorders/>
-      </w:tblPr>
-      <w:tcPr>
-        <w:shd w:color="ffffff"/>
-        <w:tcBorders>
-          <w:top w:val="none" w:color="000000" w:sz="4" w:space="0"/>
-          <w:left w:val="none" w:color="000000" w:sz="4" w:space="0"/>
-          <w:bottom w:val="none" w:color="000000" w:sz="4" w:space="0"/>
-          <w:right w:val="none" w:color="000000" w:sz="4" w:space="0"/>
-        </w:tcBorders>
-      </w:tcPr>
-    </w:tblStylePr>
-    <w:tblStylePr w:type="lastRow">
+    <w:tblStylePr w:type="firstRow">
       <w:rPr>
         <w:b/>
         <w:color w:val="404040"/>
@@ -11259,6 +11211,52 @@
         </w:tcBorders>
       </w:tcPr>
     </w:tblStylePr>
+    <w:tblStylePr w:type="lastCol">
+      <w:rPr>
+        <w:i/>
+        <w:color w:val="404040"/>
+      </w:rPr>
+      <w:pPr>
+        <w:pBdr/>
+        <w:spacing/>
+        <w:ind/>
+      </w:pPr>
+      <w:tblPr>
+        <w:tblBorders/>
+      </w:tblPr>
+      <w:tcPr>
+        <w:shd w:val="clear" w:color="ffffff"/>
+        <w:tcBorders>
+          <w:top w:val="none" w:color="000000" w:sz="4" w:space="0"/>
+          <w:left w:val="none" w:color="000000" w:sz="4" w:space="0"/>
+          <w:bottom w:val="none" w:color="000000" w:sz="4" w:space="0"/>
+          <w:right w:val="none" w:color="000000" w:sz="4" w:space="0"/>
+        </w:tcBorders>
+      </w:tcPr>
+    </w:tblStylePr>
+    <w:tblStylePr w:type="lastRow">
+      <w:rPr>
+        <w:b/>
+        <w:color w:val="404040"/>
+      </w:rPr>
+      <w:pPr>
+        <w:pBdr/>
+        <w:spacing/>
+        <w:ind/>
+      </w:pPr>
+      <w:tblPr>
+        <w:tblBorders/>
+      </w:tblPr>
+      <w:tcPr>
+        <w:shd w:val="clear" w:color="ffffff"/>
+        <w:tcBorders>
+          <w:top w:val="none" w:color="000000" w:sz="4" w:space="0"/>
+          <w:left w:val="none" w:color="000000" w:sz="4" w:space="0"/>
+          <w:bottom w:val="none" w:color="000000" w:sz="4" w:space="0"/>
+          <w:right w:val="none" w:color="000000" w:sz="4" w:space="0"/>
+        </w:tcBorders>
+      </w:tcPr>
+    </w:tblStylePr>
     <w:tblStylePr w:type="nwCell">
       <w:pPr>
         <w:pBdr/>
@@ -11325,9 +11323,9 @@
       </w:tcPr>
     </w:tblStylePr>
   </w:style>
-  <w:style w:type="table" w:styleId="37">
+  <w:style w:type="table" w:styleId="753">
     <w:name w:val="Grid Table 3 - Accent 4"/>
-    <w:basedOn w:val="11"/>
+    <w:basedOn w:val="727"/>
     <w:uiPriority w:val="99"/>
     <w:pPr>
       <w:pBdr/>
@@ -11426,29 +11424,6 @@
         <w:tblBorders/>
       </w:tblPr>
       <w:tcPr>
-        <w:shd w:color="ffffff"/>
-        <w:tcBorders>
-          <w:top w:val="none" w:color="000000" w:sz="4" w:space="0"/>
-          <w:left w:val="none" w:color="000000" w:sz="4" w:space="0"/>
-          <w:bottom w:val="none" w:color="000000" w:sz="4" w:space="0"/>
-          <w:right w:val="none" w:color="000000" w:sz="4" w:space="0"/>
-        </w:tcBorders>
-      </w:tcPr>
-    </w:tblStylePr>
-    <w:tblStylePr w:type="firstRow">
-      <w:rPr>
-        <w:b/>
-        <w:color w:val="404040"/>
-      </w:rPr>
-      <w:pPr>
-        <w:pBdr/>
-        <w:spacing/>
-        <w:ind/>
-      </w:pPr>
-      <w:tblPr>
-        <w:tblBorders/>
-      </w:tblPr>
-      <w:tcPr>
         <w:shd w:val="clear" w:color="ffffff"/>
         <w:tcBorders>
           <w:top w:val="none" w:color="000000" w:sz="4" w:space="0"/>
@@ -11458,30 +11433,7 @@
         </w:tcBorders>
       </w:tcPr>
     </w:tblStylePr>
-    <w:tblStylePr w:type="lastCol">
-      <w:rPr>
-        <w:i/>
-        <w:color w:val="404040"/>
-      </w:rPr>
-      <w:pPr>
-        <w:pBdr/>
-        <w:spacing/>
-        <w:ind/>
-      </w:pPr>
-      <w:tblPr>
-        <w:tblBorders/>
-      </w:tblPr>
-      <w:tcPr>
-        <w:shd w:color="ffffff"/>
-        <w:tcBorders>
-          <w:top w:val="none" w:color="000000" w:sz="4" w:space="0"/>
-          <w:left w:val="none" w:color="000000" w:sz="4" w:space="0"/>
-          <w:bottom w:val="none" w:color="000000" w:sz="4" w:space="0"/>
-          <w:right w:val="none" w:color="000000" w:sz="4" w:space="0"/>
-        </w:tcBorders>
-      </w:tcPr>
-    </w:tblStylePr>
-    <w:tblStylePr w:type="lastRow">
+    <w:tblStylePr w:type="firstRow">
       <w:rPr>
         <w:b/>
         <w:color w:val="404040"/>
@@ -11504,6 +11456,52 @@
         </w:tcBorders>
       </w:tcPr>
     </w:tblStylePr>
+    <w:tblStylePr w:type="lastCol">
+      <w:rPr>
+        <w:i/>
+        <w:color w:val="404040"/>
+      </w:rPr>
+      <w:pPr>
+        <w:pBdr/>
+        <w:spacing/>
+        <w:ind/>
+      </w:pPr>
+      <w:tblPr>
+        <w:tblBorders/>
+      </w:tblPr>
+      <w:tcPr>
+        <w:shd w:val="clear" w:color="ffffff"/>
+        <w:tcBorders>
+          <w:top w:val="none" w:color="000000" w:sz="4" w:space="0"/>
+          <w:left w:val="none" w:color="000000" w:sz="4" w:space="0"/>
+          <w:bottom w:val="none" w:color="000000" w:sz="4" w:space="0"/>
+          <w:right w:val="none" w:color="000000" w:sz="4" w:space="0"/>
+        </w:tcBorders>
+      </w:tcPr>
+    </w:tblStylePr>
+    <w:tblStylePr w:type="lastRow">
+      <w:rPr>
+        <w:b/>
+        <w:color w:val="404040"/>
+      </w:rPr>
+      <w:pPr>
+        <w:pBdr/>
+        <w:spacing/>
+        <w:ind/>
+      </w:pPr>
+      <w:tblPr>
+        <w:tblBorders/>
+      </w:tblPr>
+      <w:tcPr>
+        <w:shd w:val="clear" w:color="ffffff"/>
+        <w:tcBorders>
+          <w:top w:val="none" w:color="000000" w:sz="4" w:space="0"/>
+          <w:left w:val="none" w:color="000000" w:sz="4" w:space="0"/>
+          <w:bottom w:val="none" w:color="000000" w:sz="4" w:space="0"/>
+          <w:right w:val="none" w:color="000000" w:sz="4" w:space="0"/>
+        </w:tcBorders>
+      </w:tcPr>
+    </w:tblStylePr>
     <w:tblStylePr w:type="nwCell">
       <w:pPr>
         <w:pBdr/>
@@ -11570,9 +11568,9 @@
       </w:tcPr>
     </w:tblStylePr>
   </w:style>
-  <w:style w:type="table" w:styleId="38">
+  <w:style w:type="table" w:styleId="754">
     <w:name w:val="Grid Table 3 - Accent 5"/>
-    <w:basedOn w:val="11"/>
+    <w:basedOn w:val="727"/>
     <w:uiPriority w:val="99"/>
     <w:pPr>
       <w:pBdr/>
@@ -11671,29 +11669,6 @@
         <w:tblBorders/>
       </w:tblPr>
       <w:tcPr>
-        <w:shd w:color="ffffff"/>
-        <w:tcBorders>
-          <w:top w:val="none" w:color="000000" w:sz="4" w:space="0"/>
-          <w:left w:val="none" w:color="000000" w:sz="4" w:space="0"/>
-          <w:bottom w:val="none" w:color="000000" w:sz="4" w:space="0"/>
-          <w:right w:val="none" w:color="000000" w:sz="4" w:space="0"/>
-        </w:tcBorders>
-      </w:tcPr>
-    </w:tblStylePr>
-    <w:tblStylePr w:type="firstRow">
-      <w:rPr>
-        <w:b/>
-        <w:color w:val="404040"/>
-      </w:rPr>
-      <w:pPr>
-        <w:pBdr/>
-        <w:spacing/>
-        <w:ind/>
-      </w:pPr>
-      <w:tblPr>
-        <w:tblBorders/>
-      </w:tblPr>
-      <w:tcPr>
         <w:shd w:val="clear" w:color="ffffff"/>
         <w:tcBorders>
           <w:top w:val="none" w:color="000000" w:sz="4" w:space="0"/>
@@ -11703,30 +11678,7 @@
         </w:tcBorders>
       </w:tcPr>
     </w:tblStylePr>
-    <w:tblStylePr w:type="lastCol">
-      <w:rPr>
-        <w:i/>
-        <w:color w:val="404040"/>
-      </w:rPr>
-      <w:pPr>
-        <w:pBdr/>
-        <w:spacing/>
-        <w:ind/>
-      </w:pPr>
-      <w:tblPr>
-        <w:tblBorders/>
-      </w:tblPr>
-      <w:tcPr>
-        <w:shd w:color="ffffff"/>
-        <w:tcBorders>
-          <w:top w:val="none" w:color="000000" w:sz="4" w:space="0"/>
-          <w:left w:val="none" w:color="000000" w:sz="4" w:space="0"/>
-          <w:bottom w:val="none" w:color="000000" w:sz="4" w:space="0"/>
-          <w:right w:val="none" w:color="000000" w:sz="4" w:space="0"/>
-        </w:tcBorders>
-      </w:tcPr>
-    </w:tblStylePr>
-    <w:tblStylePr w:type="lastRow">
+    <w:tblStylePr w:type="firstRow">
       <w:rPr>
         <w:b/>
         <w:color w:val="404040"/>
@@ -11749,6 +11701,52 @@
         </w:tcBorders>
       </w:tcPr>
     </w:tblStylePr>
+    <w:tblStylePr w:type="lastCol">
+      <w:rPr>
+        <w:i/>
+        <w:color w:val="404040"/>
+      </w:rPr>
+      <w:pPr>
+        <w:pBdr/>
+        <w:spacing/>
+        <w:ind/>
+      </w:pPr>
+      <w:tblPr>
+        <w:tblBorders/>
+      </w:tblPr>
+      <w:tcPr>
+        <w:shd w:val="clear" w:color="ffffff"/>
+        <w:tcBorders>
+          <w:top w:val="none" w:color="000000" w:sz="4" w:space="0"/>
+          <w:left w:val="none" w:color="000000" w:sz="4" w:space="0"/>
+          <w:bottom w:val="none" w:color="000000" w:sz="4" w:space="0"/>
+          <w:right w:val="none" w:color="000000" w:sz="4" w:space="0"/>
+        </w:tcBorders>
+      </w:tcPr>
+    </w:tblStylePr>
+    <w:tblStylePr w:type="lastRow">
+      <w:rPr>
+        <w:b/>
+        <w:color w:val="404040"/>
+      </w:rPr>
+      <w:pPr>
+        <w:pBdr/>
+        <w:spacing/>
+        <w:ind/>
+      </w:pPr>
+      <w:tblPr>
+        <w:tblBorders/>
+      </w:tblPr>
+      <w:tcPr>
+        <w:shd w:val="clear" w:color="ffffff"/>
+        <w:tcBorders>
+          <w:top w:val="none" w:color="000000" w:sz="4" w:space="0"/>
+          <w:left w:val="none" w:color="000000" w:sz="4" w:space="0"/>
+          <w:bottom w:val="none" w:color="000000" w:sz="4" w:space="0"/>
+          <w:right w:val="none" w:color="000000" w:sz="4" w:space="0"/>
+        </w:tcBorders>
+      </w:tcPr>
+    </w:tblStylePr>
     <w:tblStylePr w:type="nwCell">
       <w:pPr>
         <w:pBdr/>
@@ -11815,9 +11813,9 @@
       </w:tcPr>
     </w:tblStylePr>
   </w:style>
-  <w:style w:type="table" w:styleId="39">
+  <w:style w:type="table" w:styleId="755">
     <w:name w:val="Grid Table 3 - Accent 6"/>
-    <w:basedOn w:val="11"/>
+    <w:basedOn w:val="727"/>
     <w:uiPriority w:val="99"/>
     <w:pPr>
       <w:pBdr/>
@@ -11916,29 +11914,6 @@
         <w:tblBorders/>
       </w:tblPr>
       <w:tcPr>
-        <w:shd w:color="ffffff"/>
-        <w:tcBorders>
-          <w:top w:val="none" w:color="000000" w:sz="4" w:space="0"/>
-          <w:left w:val="none" w:color="000000" w:sz="4" w:space="0"/>
-          <w:bottom w:val="none" w:color="000000" w:sz="4" w:space="0"/>
-          <w:right w:val="none" w:color="000000" w:sz="4" w:space="0"/>
-        </w:tcBorders>
-      </w:tcPr>
-    </w:tblStylePr>
-    <w:tblStylePr w:type="firstRow">
-      <w:rPr>
-        <w:b/>
-        <w:color w:val="404040"/>
-      </w:rPr>
-      <w:pPr>
-        <w:pBdr/>
-        <w:spacing/>
-        <w:ind/>
-      </w:pPr>
-      <w:tblPr>
-        <w:tblBorders/>
-      </w:tblPr>
-      <w:tcPr>
         <w:shd w:val="clear" w:color="ffffff"/>
         <w:tcBorders>
           <w:top w:val="none" w:color="000000" w:sz="4" w:space="0"/>
@@ -11948,30 +11923,7 @@
         </w:tcBorders>
       </w:tcPr>
     </w:tblStylePr>
-    <w:tblStylePr w:type="lastCol">
-      <w:rPr>
-        <w:i/>
-        <w:color w:val="404040"/>
-      </w:rPr>
-      <w:pPr>
-        <w:pBdr/>
-        <w:spacing/>
-        <w:ind/>
-      </w:pPr>
-      <w:tblPr>
-        <w:tblBorders/>
-      </w:tblPr>
-      <w:tcPr>
-        <w:shd w:color="ffffff"/>
-        <w:tcBorders>
-          <w:top w:val="none" w:color="000000" w:sz="4" w:space="0"/>
-          <w:left w:val="none" w:color="000000" w:sz="4" w:space="0"/>
-          <w:bottom w:val="none" w:color="000000" w:sz="4" w:space="0"/>
-          <w:right w:val="none" w:color="000000" w:sz="4" w:space="0"/>
-        </w:tcBorders>
-      </w:tcPr>
-    </w:tblStylePr>
-    <w:tblStylePr w:type="lastRow">
+    <w:tblStylePr w:type="firstRow">
       <w:rPr>
         <w:b/>
         <w:color w:val="404040"/>
@@ -11994,6 +11946,52 @@
         </w:tcBorders>
       </w:tcPr>
     </w:tblStylePr>
+    <w:tblStylePr w:type="lastCol">
+      <w:rPr>
+        <w:i/>
+        <w:color w:val="404040"/>
+      </w:rPr>
+      <w:pPr>
+        <w:pBdr/>
+        <w:spacing/>
+        <w:ind/>
+      </w:pPr>
+      <w:tblPr>
+        <w:tblBorders/>
+      </w:tblPr>
+      <w:tcPr>
+        <w:shd w:val="clear" w:color="ffffff"/>
+        <w:tcBorders>
+          <w:top w:val="none" w:color="000000" w:sz="4" w:space="0"/>
+          <w:left w:val="none" w:color="000000" w:sz="4" w:space="0"/>
+          <w:bottom w:val="none" w:color="000000" w:sz="4" w:space="0"/>
+          <w:right w:val="none" w:color="000000" w:sz="4" w:space="0"/>
+        </w:tcBorders>
+      </w:tcPr>
+    </w:tblStylePr>
+    <w:tblStylePr w:type="lastRow">
+      <w:rPr>
+        <w:b/>
+        <w:color w:val="404040"/>
+      </w:rPr>
+      <w:pPr>
+        <w:pBdr/>
+        <w:spacing/>
+        <w:ind/>
+      </w:pPr>
+      <w:tblPr>
+        <w:tblBorders/>
+      </w:tblPr>
+      <w:tcPr>
+        <w:shd w:val="clear" w:color="ffffff"/>
+        <w:tcBorders>
+          <w:top w:val="none" w:color="000000" w:sz="4" w:space="0"/>
+          <w:left w:val="none" w:color="000000" w:sz="4" w:space="0"/>
+          <w:bottom w:val="none" w:color="000000" w:sz="4" w:space="0"/>
+          <w:right w:val="none" w:color="000000" w:sz="4" w:space="0"/>
+        </w:tcBorders>
+      </w:tcPr>
+    </w:tblStylePr>
     <w:tblStylePr w:type="nwCell">
       <w:pPr>
         <w:pBdr/>
@@ -12060,9 +12058,9 @@
       </w:tcPr>
     </w:tblStylePr>
   </w:style>
-  <w:style w:type="table" w:styleId="40">
+  <w:style w:type="table" w:styleId="756">
     <w:name w:val="Grid Table 4"/>
-    <w:basedOn w:val="11"/>
+    <w:basedOn w:val="727"/>
     <w:uiPriority w:val="59"/>
     <w:pPr>
       <w:pBdr/>
@@ -12293,9 +12291,9 @@
       </w:tcPr>
     </w:tblStylePr>
   </w:style>
-  <w:style w:type="table" w:styleId="41">
+  <w:style w:type="table" w:styleId="757">
     <w:name w:val="Grid Table 4 - Accent 1"/>
-    <w:basedOn w:val="11"/>
+    <w:basedOn w:val="727"/>
     <w:uiPriority w:val="59"/>
     <w:pPr>
       <w:pBdr/>
@@ -12526,9 +12524,9 @@
       </w:tcPr>
     </w:tblStylePr>
   </w:style>
-  <w:style w:type="table" w:styleId="42">
+  <w:style w:type="table" w:styleId="758">
     <w:name w:val="Grid Table 4 - Accent 2"/>
-    <w:basedOn w:val="11"/>
+    <w:basedOn w:val="727"/>
     <w:uiPriority w:val="59"/>
     <w:pPr>
       <w:pBdr/>
@@ -12759,9 +12757,9 @@
       </w:tcPr>
     </w:tblStylePr>
   </w:style>
-  <w:style w:type="table" w:styleId="43">
+  <w:style w:type="table" w:styleId="759">
     <w:name w:val="Grid Table 4 - Accent 3"/>
-    <w:basedOn w:val="11"/>
+    <w:basedOn w:val="727"/>
     <w:uiPriority w:val="59"/>
     <w:pPr>
       <w:pBdr/>
@@ -12992,9 +12990,9 @@
       </w:tcPr>
     </w:tblStylePr>
   </w:style>
-  <w:style w:type="table" w:styleId="44">
+  <w:style w:type="table" w:styleId="760">
     <w:name w:val="Grid Table 4 - Accent 4"/>
-    <w:basedOn w:val="11"/>
+    <w:basedOn w:val="727"/>
     <w:uiPriority w:val="59"/>
     <w:pPr>
       <w:pBdr/>
@@ -13225,9 +13223,9 @@
       </w:tcPr>
     </w:tblStylePr>
   </w:style>
-  <w:style w:type="table" w:styleId="45">
+  <w:style w:type="table" w:styleId="761">
     <w:name w:val="Grid Table 4 - Accent 5"/>
-    <w:basedOn w:val="11"/>
+    <w:basedOn w:val="727"/>
     <w:uiPriority w:val="59"/>
     <w:pPr>
       <w:pBdr/>
@@ -13458,9 +13456,9 @@
       </w:tcPr>
     </w:tblStylePr>
   </w:style>
-  <w:style w:type="table" w:styleId="46">
+  <w:style w:type="table" w:styleId="762">
     <w:name w:val="Grid Table 4 - Accent 6"/>
-    <w:basedOn w:val="11"/>
+    <w:basedOn w:val="727"/>
     <w:uiPriority w:val="59"/>
     <w:pPr>
       <w:pBdr/>
@@ -13691,9 +13689,9 @@
       </w:tcPr>
     </w:tblStylePr>
   </w:style>
-  <w:style w:type="table" w:styleId="47">
+  <w:style w:type="table" w:styleId="763">
     <w:name w:val="Grid Table 5 Dark"/>
-    <w:basedOn w:val="11"/>
+    <w:basedOn w:val="727"/>
     <w:uiPriority w:val="99"/>
     <w:pPr>
       <w:pBdr/>
@@ -13919,9 +13917,9 @@
       </w:tcPr>
     </w:tblStylePr>
   </w:style>
-  <w:style w:type="table" w:styleId="48">
+  <w:style w:type="table" w:styleId="764">
     <w:name w:val="Grid Table 5 Dark- Accent 1"/>
-    <w:basedOn w:val="11"/>
+    <w:basedOn w:val="727"/>
     <w:uiPriority w:val="99"/>
     <w:pPr>
       <w:pBdr/>
@@ -14147,9 +14145,9 @@
       </w:tcPr>
     </w:tblStylePr>
   </w:style>
-  <w:style w:type="table" w:styleId="49">
+  <w:style w:type="table" w:styleId="765">
     <w:name w:val="Grid Table 5 Dark - Accent 2"/>
-    <w:basedOn w:val="11"/>
+    <w:basedOn w:val="727"/>
     <w:uiPriority w:val="99"/>
     <w:pPr>
       <w:pBdr/>
@@ -14375,9 +14373,9 @@
       </w:tcPr>
     </w:tblStylePr>
   </w:style>
-  <w:style w:type="table" w:styleId="50">
+  <w:style w:type="table" w:styleId="766">
     <w:name w:val="Grid Table 5 Dark - Accent 3"/>
-    <w:basedOn w:val="11"/>
+    <w:basedOn w:val="727"/>
     <w:uiPriority w:val="99"/>
     <w:pPr>
       <w:pBdr/>
@@ -14603,9 +14601,9 @@
       </w:tcPr>
     </w:tblStylePr>
   </w:style>
-  <w:style w:type="table" w:styleId="51">
+  <w:style w:type="table" w:styleId="767">
     <w:name w:val="Grid Table 5 Dark- Accent 4"/>
-    <w:basedOn w:val="11"/>
+    <w:basedOn w:val="727"/>
     <w:uiPriority w:val="99"/>
     <w:pPr>
       <w:pBdr/>
@@ -14831,9 +14829,9 @@
       </w:tcPr>
     </w:tblStylePr>
   </w:style>
-  <w:style w:type="table" w:styleId="52">
+  <w:style w:type="table" w:styleId="768">
     <w:name w:val="Grid Table 5 Dark - Accent 5"/>
-    <w:basedOn w:val="11"/>
+    <w:basedOn w:val="727"/>
     <w:uiPriority w:val="99"/>
     <w:pPr>
       <w:pBdr/>
@@ -15059,9 +15057,9 @@
       </w:tcPr>
     </w:tblStylePr>
   </w:style>
-  <w:style w:type="table" w:styleId="53">
+  <w:style w:type="table" w:styleId="769">
     <w:name w:val="Grid Table 5 Dark - Accent 6"/>
-    <w:basedOn w:val="11"/>
+    <w:basedOn w:val="727"/>
     <w:uiPriority w:val="99"/>
     <w:pPr>
       <w:pBdr/>
@@ -15287,9 +15285,9 @@
       </w:tcPr>
     </w:tblStylePr>
   </w:style>
-  <w:style w:type="table" w:styleId="54">
+  <w:style w:type="table" w:styleId="770">
     <w:name w:val="Grid Table 6 Colorful"/>
-    <w:basedOn w:val="11"/>
+    <w:basedOn w:val="727"/>
     <w:uiPriority w:val="99"/>
     <w:pPr>
       <w:pBdr/>
@@ -15517,9 +15515,9 @@
       </w:tcPr>
     </w:tblStylePr>
   </w:style>
-  <w:style w:type="table" w:styleId="55">
+  <w:style w:type="table" w:styleId="771">
     <w:name w:val="Grid Table 6 Colorful - Accent 1"/>
-    <w:basedOn w:val="11"/>
+    <w:basedOn w:val="727"/>
     <w:uiPriority w:val="99"/>
     <w:pPr>
       <w:pBdr/>
@@ -15747,9 +15745,9 @@
       </w:tcPr>
     </w:tblStylePr>
   </w:style>
-  <w:style w:type="table" w:styleId="56">
+  <w:style w:type="table" w:styleId="772">
     <w:name w:val="Grid Table 6 Colorful - Accent 2"/>
-    <w:basedOn w:val="11"/>
+    <w:basedOn w:val="727"/>
     <w:uiPriority w:val="99"/>
     <w:pPr>
       <w:pBdr/>
@@ -15977,9 +15975,9 @@
       </w:tcPr>
     </w:tblStylePr>
   </w:style>
-  <w:style w:type="table" w:styleId="57">
+  <w:style w:type="table" w:styleId="773">
     <w:name w:val="Grid Table 6 Colorful - Accent 3"/>
-    <w:basedOn w:val="11"/>
+    <w:basedOn w:val="727"/>
     <w:uiPriority w:val="99"/>
     <w:pPr>
       <w:pBdr/>
@@ -16207,9 +16205,9 @@
       </w:tcPr>
     </w:tblStylePr>
   </w:style>
-  <w:style w:type="table" w:styleId="58">
+  <w:style w:type="table" w:styleId="774">
     <w:name w:val="Grid Table 6 Colorful - Accent 4"/>
-    <w:basedOn w:val="11"/>
+    <w:basedOn w:val="727"/>
     <w:uiPriority w:val="99"/>
     <w:pPr>
       <w:pBdr/>
@@ -16437,9 +16435,9 @@
       </w:tcPr>
     </w:tblStylePr>
   </w:style>
-  <w:style w:type="table" w:styleId="59">
+  <w:style w:type="table" w:styleId="775">
     <w:name w:val="Grid Table 6 Colorful - Accent 5"/>
-    <w:basedOn w:val="11"/>
+    <w:basedOn w:val="727"/>
     <w:uiPriority w:val="99"/>
     <w:pPr>
       <w:pBdr/>
@@ -16667,9 +16665,9 @@
       </w:tcPr>
     </w:tblStylePr>
   </w:style>
-  <w:style w:type="table" w:styleId="60">
+  <w:style w:type="table" w:styleId="776">
     <w:name w:val="Grid Table 6 Colorful - Accent 6"/>
-    <w:basedOn w:val="11"/>
+    <w:basedOn w:val="727"/>
     <w:uiPriority w:val="99"/>
     <w:pPr>
       <w:pBdr/>
@@ -16897,9 +16895,9 @@
       </w:tcPr>
     </w:tblStylePr>
   </w:style>
-  <w:style w:type="table" w:styleId="61">
+  <w:style w:type="table" w:styleId="777">
     <w:name w:val="Grid Table 7 Colorful"/>
-    <w:basedOn w:val="11"/>
+    <w:basedOn w:val="727"/>
     <w:uiPriority w:val="99"/>
     <w:pPr>
       <w:pBdr/>
@@ -17001,11 +16999,11 @@
         <w:tblBorders/>
       </w:tblPr>
       <w:tcPr>
-        <w:shd w:color="ffffff"/>
+        <w:shd w:val="clear" w:color="ffffff"/>
         <w:tcBorders>
-          <w:top w:val="none"/>
-          <w:left w:val="none"/>
-          <w:bottom w:val="none"/>
+          <w:top w:val="none" w:color="000000" w:sz="4" w:space="0"/>
+          <w:left w:val="none" w:color="000000" w:sz="4" w:space="0"/>
+          <w:bottom w:val="none" w:color="000000" w:sz="4" w:space="0"/>
           <w:right w:val="single" w:color="000000" w:themeColor="text1" w:themeTint="80" w:sz="4" w:space="0"/>
         </w:tcBorders>
       </w:tcPr>
@@ -17028,10 +17026,10 @@
       <w:tcPr>
         <w:shd w:val="clear" w:color="ffffff" w:themeColor="light1" w:fill="ffffff" w:themeFill="light1"/>
         <w:tcBorders>
-          <w:top w:val="none"/>
-          <w:left w:val="none"/>
+          <w:top w:val="none" w:color="000000" w:sz="4" w:space="0"/>
+          <w:left w:val="none" w:color="000000" w:sz="4" w:space="0"/>
           <w:bottom w:val="single" w:color="000000" w:themeColor="text1" w:themeTint="80" w:sz="4" w:space="0"/>
-          <w:right w:val="none"/>
+          <w:right w:val="none" w:color="000000" w:sz="4" w:space="0"/>
         </w:tcBorders>
       </w:tcPr>
     </w:tblStylePr>
@@ -17051,12 +17049,12 @@
         <w:tblBorders/>
       </w:tblPr>
       <w:tcPr>
-        <w:shd w:color="ffffff"/>
+        <w:shd w:val="clear" w:color="ffffff"/>
         <w:tcBorders>
-          <w:top w:val="none"/>
+          <w:top w:val="none" w:color="000000" w:sz="4" w:space="0"/>
           <w:left w:val="single" w:color="000000" w:themeColor="text1" w:themeTint="80" w:sz="4" w:space="0"/>
-          <w:bottom w:val="none"/>
-          <w:right w:val="none"/>
+          <w:bottom w:val="none" w:color="000000" w:sz="4" w:space="0"/>
+          <w:right w:val="none" w:color="000000" w:sz="4" w:space="0"/>
         </w:tcBorders>
       </w:tcPr>
     </w:tblStylePr>
@@ -17079,9 +17077,9 @@
         <w:shd w:val="clear" w:color="ffffff" w:themeColor="light1" w:fill="ffffff" w:themeFill="light1"/>
         <w:tcBorders>
           <w:top w:val="single" w:color="000000" w:themeColor="text1" w:themeTint="80" w:sz="4" w:space="0"/>
-          <w:left w:val="none"/>
-          <w:bottom w:val="none"/>
-          <w:right w:val="none"/>
+          <w:left w:val="none" w:color="000000" w:sz="4" w:space="0"/>
+          <w:bottom w:val="none" w:color="000000" w:sz="4" w:space="0"/>
+          <w:right w:val="none" w:color="000000" w:sz="4" w:space="0"/>
         </w:tcBorders>
       </w:tcPr>
     </w:tblStylePr>
@@ -17151,9 +17149,9 @@
       </w:tcPr>
     </w:tblStylePr>
   </w:style>
-  <w:style w:type="table" w:styleId="62">
+  <w:style w:type="table" w:styleId="778">
     <w:name w:val="Grid Table 7 Colorful - Accent 1"/>
-    <w:basedOn w:val="11"/>
+    <w:basedOn w:val="727"/>
     <w:uiPriority w:val="99"/>
     <w:pPr>
       <w:pBdr/>
@@ -17255,11 +17253,11 @@
         <w:tblBorders/>
       </w:tblPr>
       <w:tcPr>
-        <w:shd w:color="ffffff"/>
+        <w:shd w:val="clear" w:color="ffffff"/>
         <w:tcBorders>
-          <w:top w:val="none"/>
-          <w:left w:val="none"/>
-          <w:bottom w:val="none"/>
+          <w:top w:val="none" w:color="000000" w:sz="4" w:space="0"/>
+          <w:left w:val="none" w:color="000000" w:sz="4" w:space="0"/>
+          <w:bottom w:val="none" w:color="000000" w:sz="4" w:space="0"/>
           <w:right w:val="single" w:color="000000" w:themeColor="accent1" w:themeTint="80" w:sz="4" w:space="0"/>
         </w:tcBorders>
       </w:tcPr>
@@ -17282,10 +17280,10 @@
       <w:tcPr>
         <w:shd w:val="clear" w:color="ffffff" w:themeColor="light1" w:fill="ffffff" w:themeFill="light1"/>
         <w:tcBorders>
-          <w:top w:val="none"/>
-          <w:left w:val="none"/>
+          <w:top w:val="none" w:color="000000" w:sz="4" w:space="0"/>
+          <w:left w:val="none" w:color="000000" w:sz="4" w:space="0"/>
           <w:bottom w:val="single" w:color="000000" w:themeColor="accent1" w:themeTint="80" w:sz="4" w:space="0"/>
-          <w:right w:val="none"/>
+          <w:right w:val="none" w:color="000000" w:sz="4" w:space="0"/>
         </w:tcBorders>
       </w:tcPr>
     </w:tblStylePr>
@@ -17305,12 +17303,12 @@
         <w:tblBorders/>
       </w:tblPr>
       <w:tcPr>
-        <w:shd w:color="ffffff"/>
+        <w:shd w:val="clear" w:color="ffffff"/>
         <w:tcBorders>
-          <w:top w:val="none"/>
+          <w:top w:val="none" w:color="000000" w:sz="4" w:space="0"/>
           <w:left w:val="single" w:color="000000" w:themeColor="accent1" w:themeTint="80" w:sz="4" w:space="0"/>
-          <w:bottom w:val="none"/>
-          <w:right w:val="none"/>
+          <w:bottom w:val="none" w:color="000000" w:sz="4" w:space="0"/>
+          <w:right w:val="none" w:color="000000" w:sz="4" w:space="0"/>
         </w:tcBorders>
       </w:tcPr>
     </w:tblStylePr>
@@ -17333,9 +17331,9 @@
         <w:shd w:val="clear" w:color="ffffff" w:themeColor="light1" w:fill="ffffff" w:themeFill="light1"/>
         <w:tcBorders>
           <w:top w:val="single" w:color="000000" w:themeColor="accent1" w:themeTint="80" w:sz="4" w:space="0"/>
-          <w:left w:val="none"/>
-          <w:bottom w:val="none"/>
-          <w:right w:val="none"/>
+          <w:left w:val="none" w:color="000000" w:sz="4" w:space="0"/>
+          <w:bottom w:val="none" w:color="000000" w:sz="4" w:space="0"/>
+          <w:right w:val="none" w:color="000000" w:sz="4" w:space="0"/>
         </w:tcBorders>
       </w:tcPr>
     </w:tblStylePr>
@@ -17405,9 +17403,9 @@
       </w:tcPr>
     </w:tblStylePr>
   </w:style>
-  <w:style w:type="table" w:styleId="63">
+  <w:style w:type="table" w:styleId="779">
     <w:name w:val="Grid Table 7 Colorful - Accent 2"/>
-    <w:basedOn w:val="11"/>
+    <w:basedOn w:val="727"/>
     <w:uiPriority w:val="99"/>
     <w:pPr>
       <w:pBdr/>
@@ -17509,11 +17507,11 @@
         <w:tblBorders/>
       </w:tblPr>
       <w:tcPr>
-        <w:shd w:color="ffffff"/>
+        <w:shd w:val="clear" w:color="ffffff"/>
         <w:tcBorders>
-          <w:top w:val="none"/>
-          <w:left w:val="none"/>
-          <w:bottom w:val="none"/>
+          <w:top w:val="none" w:color="000000" w:sz="4" w:space="0"/>
+          <w:left w:val="none" w:color="000000" w:sz="4" w:space="0"/>
+          <w:bottom w:val="none" w:color="000000" w:sz="4" w:space="0"/>
           <w:right w:val="single" w:color="000000" w:themeColor="accent2" w:themeTint="97" w:sz="4" w:space="0"/>
         </w:tcBorders>
       </w:tcPr>
@@ -17536,10 +17534,10 @@
       <w:tcPr>
         <w:shd w:val="clear" w:color="ffffff" w:themeColor="light1" w:fill="ffffff" w:themeFill="light1"/>
         <w:tcBorders>
-          <w:top w:val="none"/>
-          <w:left w:val="none"/>
+          <w:top w:val="none" w:color="000000" w:sz="4" w:space="0"/>
+          <w:left w:val="none" w:color="000000" w:sz="4" w:space="0"/>
           <w:bottom w:val="single" w:color="000000" w:themeColor="accent2" w:themeTint="97" w:sz="4" w:space="0"/>
-          <w:right w:val="none"/>
+          <w:right w:val="none" w:color="000000" w:sz="4" w:space="0"/>
         </w:tcBorders>
       </w:tcPr>
     </w:tblStylePr>
@@ -17559,12 +17557,12 @@
         <w:tblBorders/>
       </w:tblPr>
       <w:tcPr>
-        <w:shd w:color="ffffff"/>
+        <w:shd w:val="clear" w:color="ffffff"/>
         <w:tcBorders>
-          <w:top w:val="none"/>
+          <w:top w:val="none" w:color="000000" w:sz="4" w:space="0"/>
           <w:left w:val="single" w:color="000000" w:themeColor="accent2" w:themeTint="97" w:sz="4" w:space="0"/>
-          <w:bottom w:val="none"/>
-          <w:right w:val="none"/>
+          <w:bottom w:val="none" w:color="000000" w:sz="4" w:space="0"/>
+          <w:right w:val="none" w:color="000000" w:sz="4" w:space="0"/>
         </w:tcBorders>
       </w:tcPr>
     </w:tblStylePr>
@@ -17587,9 +17585,9 @@
         <w:shd w:val="clear" w:color="ffffff" w:themeColor="light1" w:fill="ffffff" w:themeFill="light1"/>
         <w:tcBorders>
           <w:top w:val="single" w:color="000000" w:themeColor="accent2" w:themeTint="97" w:sz="4" w:space="0"/>
-          <w:left w:val="none"/>
-          <w:bottom w:val="none"/>
-          <w:right w:val="none"/>
+          <w:left w:val="none" w:color="000000" w:sz="4" w:space="0"/>
+          <w:bottom w:val="none" w:color="000000" w:sz="4" w:space="0"/>
+          <w:right w:val="none" w:color="000000" w:sz="4" w:space="0"/>
         </w:tcBorders>
       </w:tcPr>
     </w:tblStylePr>
@@ -17659,9 +17657,9 @@
       </w:tcPr>
     </w:tblStylePr>
   </w:style>
-  <w:style w:type="table" w:styleId="64">
+  <w:style w:type="table" w:styleId="780">
     <w:name w:val="Grid Table 7 Colorful - Accent 3"/>
-    <w:basedOn w:val="11"/>
+    <w:basedOn w:val="727"/>
     <w:uiPriority w:val="99"/>
     <w:pPr>
       <w:pBdr/>
@@ -17763,11 +17761,11 @@
         <w:tblBorders/>
       </w:tblPr>
       <w:tcPr>
-        <w:shd w:color="ffffff"/>
+        <w:shd w:val="clear" w:color="ffffff"/>
         <w:tcBorders>
-          <w:top w:val="none"/>
-          <w:left w:val="none"/>
-          <w:bottom w:val="none"/>
+          <w:top w:val="none" w:color="000000" w:sz="4" w:space="0"/>
+          <w:left w:val="none" w:color="000000" w:sz="4" w:space="0"/>
+          <w:bottom w:val="none" w:color="000000" w:sz="4" w:space="0"/>
           <w:right w:val="single" w:color="000000" w:themeColor="accent3" w:themeTint="FE" w:sz="4" w:space="0"/>
         </w:tcBorders>
       </w:tcPr>
@@ -17790,10 +17788,10 @@
       <w:tcPr>
         <w:shd w:val="clear" w:color="ffffff" w:themeColor="light1" w:fill="ffffff" w:themeFill="light1"/>
         <w:tcBorders>
-          <w:top w:val="none"/>
-          <w:left w:val="none"/>
+          <w:top w:val="none" w:color="000000" w:sz="4" w:space="0"/>
+          <w:left w:val="none" w:color="000000" w:sz="4" w:space="0"/>
           <w:bottom w:val="single" w:color="000000" w:themeColor="accent3" w:themeTint="FE" w:sz="4" w:space="0"/>
-          <w:right w:val="none"/>
+          <w:right w:val="none" w:color="000000" w:sz="4" w:space="0"/>
         </w:tcBorders>
       </w:tcPr>
     </w:tblStylePr>
@@ -17813,12 +17811,12 @@
         <w:tblBorders/>
       </w:tblPr>
       <w:tcPr>
-        <w:shd w:color="ffffff"/>
+        <w:shd w:val="clear" w:color="ffffff"/>
         <w:tcBorders>
-          <w:top w:val="none"/>
+          <w:top w:val="none" w:color="000000" w:sz="4" w:space="0"/>
           <w:left w:val="single" w:color="000000" w:themeColor="accent3" w:themeTint="FE" w:sz="4" w:space="0"/>
-          <w:bottom w:val="none"/>
-          <w:right w:val="none"/>
+          <w:bottom w:val="none" w:color="000000" w:sz="4" w:space="0"/>
+          <w:right w:val="none" w:color="000000" w:sz="4" w:space="0"/>
         </w:tcBorders>
       </w:tcPr>
     </w:tblStylePr>
@@ -17841,9 +17839,9 @@
         <w:shd w:val="clear" w:color="ffffff" w:themeColor="light1" w:fill="ffffff" w:themeFill="light1"/>
         <w:tcBorders>
           <w:top w:val="single" w:color="000000" w:themeColor="accent3" w:themeTint="FE" w:sz="4" w:space="0"/>
-          <w:left w:val="none"/>
-          <w:bottom w:val="none"/>
-          <w:right w:val="none"/>
+          <w:left w:val="none" w:color="000000" w:sz="4" w:space="0"/>
+          <w:bottom w:val="none" w:color="000000" w:sz="4" w:space="0"/>
+          <w:right w:val="none" w:color="000000" w:sz="4" w:space="0"/>
         </w:tcBorders>
       </w:tcPr>
     </w:tblStylePr>
@@ -17913,9 +17911,9 @@
       </w:tcPr>
     </w:tblStylePr>
   </w:style>
-  <w:style w:type="table" w:styleId="65">
+  <w:style w:type="table" w:styleId="781">
     <w:name w:val="Grid Table 7 Colorful - Accent 4"/>
-    <w:basedOn w:val="11"/>
+    <w:basedOn w:val="727"/>
     <w:uiPriority w:val="99"/>
     <w:pPr>
       <w:pBdr/>
@@ -18017,11 +18015,11 @@
         <w:tblBorders/>
       </w:tblPr>
       <w:tcPr>
-        <w:shd w:color="ffffff"/>
+        <w:shd w:val="clear" w:color="ffffff"/>
         <w:tcBorders>
-          <w:top w:val="none"/>
-          <w:left w:val="none"/>
-          <w:bottom w:val="none"/>
+          <w:top w:val="none" w:color="000000" w:sz="4" w:space="0"/>
+          <w:left w:val="none" w:color="000000" w:sz="4" w:space="0"/>
+          <w:bottom w:val="none" w:color="000000" w:sz="4" w:space="0"/>
           <w:right w:val="single" w:color="000000" w:themeColor="accent4" w:themeTint="9A" w:sz="4" w:space="0"/>
         </w:tcBorders>
       </w:tcPr>
@@ -18044,10 +18042,10 @@
       <w:tcPr>
         <w:shd w:val="clear" w:color="ffffff" w:themeColor="light1" w:fill="ffffff" w:themeFill="light1"/>
         <w:tcBorders>
-          <w:top w:val="none"/>
-          <w:left w:val="none"/>
+          <w:top w:val="none" w:color="000000" w:sz="4" w:space="0"/>
+          <w:left w:val="none" w:color="000000" w:sz="4" w:space="0"/>
           <w:bottom w:val="single" w:color="000000" w:themeColor="accent4" w:themeTint="9A" w:sz="4" w:space="0"/>
-          <w:right w:val="none"/>
+          <w:right w:val="none" w:color="000000" w:sz="4" w:space="0"/>
         </w:tcBorders>
       </w:tcPr>
     </w:tblStylePr>
@@ -18067,12 +18065,12 @@
         <w:tblBorders/>
       </w:tblPr>
       <w:tcPr>
-        <w:shd w:color="ffffff"/>
+        <w:shd w:val="clear" w:color="ffffff"/>
         <w:tcBorders>
-          <w:top w:val="none"/>
+          <w:top w:val="none" w:color="000000" w:sz="4" w:space="0"/>
           <w:left w:val="single" w:color="000000" w:themeColor="accent4" w:themeTint="9A" w:sz="4" w:space="0"/>
-          <w:bottom w:val="none"/>
-          <w:right w:val="none"/>
+          <w:bottom w:val="none" w:color="000000" w:sz="4" w:space="0"/>
+          <w:right w:val="none" w:color="000000" w:sz="4" w:space="0"/>
         </w:tcBorders>
       </w:tcPr>
     </w:tblStylePr>
@@ -18095,9 +18093,9 @@
         <w:shd w:val="clear" w:color="ffffff" w:themeColor="light1" w:fill="ffffff" w:themeFill="light1"/>
         <w:tcBorders>
           <w:top w:val="single" w:color="000000" w:themeColor="accent4" w:themeTint="9A" w:sz="4" w:space="0"/>
-          <w:left w:val="none"/>
-          <w:bottom w:val="none"/>
-          <w:right w:val="none"/>
+          <w:left w:val="none" w:color="000000" w:sz="4" w:space="0"/>
+          <w:bottom w:val="none" w:color="000000" w:sz="4" w:space="0"/>
+          <w:right w:val="none" w:color="000000" w:sz="4" w:space="0"/>
         </w:tcBorders>
       </w:tcPr>
     </w:tblStylePr>
@@ -18167,9 +18165,9 @@
       </w:tcPr>
     </w:tblStylePr>
   </w:style>
-  <w:style w:type="table" w:styleId="66">
+  <w:style w:type="table" w:styleId="782">
     <w:name w:val="Grid Table 7 Colorful - Accent 5"/>
-    <w:basedOn w:val="11"/>
+    <w:basedOn w:val="727"/>
     <w:uiPriority w:val="99"/>
     <w:pPr>
       <w:pBdr/>
@@ -18271,11 +18269,11 @@
         <w:tblBorders/>
       </w:tblPr>
       <w:tcPr>
-        <w:shd w:color="ffffff"/>
+        <w:shd w:val="clear" w:color="ffffff"/>
         <w:tcBorders>
-          <w:top w:val="none"/>
-          <w:left w:val="none"/>
-          <w:bottom w:val="none"/>
+          <w:top w:val="none" w:color="000000" w:sz="4" w:space="0"/>
+          <w:left w:val="none" w:color="000000" w:sz="4" w:space="0"/>
+          <w:bottom w:val="none" w:color="000000" w:sz="4" w:space="0"/>
           <w:right w:val="single" w:color="000000" w:themeColor="accent5" w:themeTint="90" w:sz="4" w:space="0"/>
         </w:tcBorders>
       </w:tcPr>
@@ -18298,10 +18296,10 @@
       <w:tcPr>
         <w:shd w:val="clear" w:color="ffffff" w:themeColor="light1" w:fill="ffffff" w:themeFill="light1"/>
         <w:tcBorders>
-          <w:top w:val="none"/>
-          <w:left w:val="none"/>
+          <w:top w:val="none" w:color="000000" w:sz="4" w:space="0"/>
+          <w:left w:val="none" w:color="000000" w:sz="4" w:space="0"/>
           <w:bottom w:val="single" w:color="000000" w:themeColor="accent5" w:themeTint="90" w:sz="4" w:space="0"/>
-          <w:right w:val="none"/>
+          <w:right w:val="none" w:color="000000" w:sz="4" w:space="0"/>
         </w:tcBorders>
       </w:tcPr>
     </w:tblStylePr>
@@ -18321,12 +18319,12 @@
         <w:tblBorders/>
       </w:tblPr>
       <w:tcPr>
-        <w:shd w:color="ffffff"/>
+        <w:shd w:val="clear" w:color="ffffff"/>
         <w:tcBorders>
-          <w:top w:val="none"/>
+          <w:top w:val="none" w:color="000000" w:sz="4" w:space="0"/>
           <w:left w:val="single" w:color="000000" w:themeColor="accent5" w:themeTint="90" w:sz="4" w:space="0"/>
-          <w:bottom w:val="none"/>
-          <w:right w:val="none"/>
+          <w:bottom w:val="none" w:color="000000" w:sz="4" w:space="0"/>
+          <w:right w:val="none" w:color="000000" w:sz="4" w:space="0"/>
         </w:tcBorders>
       </w:tcPr>
     </w:tblStylePr>
@@ -18349,9 +18347,9 @@
         <w:shd w:val="clear" w:color="ffffff" w:themeColor="light1" w:fill="ffffff" w:themeFill="light1"/>
         <w:tcBorders>
           <w:top w:val="single" w:color="000000" w:themeColor="accent5" w:themeTint="90" w:sz="4" w:space="0"/>
-          <w:left w:val="none"/>
-          <w:bottom w:val="none"/>
-          <w:right w:val="none"/>
+          <w:left w:val="none" w:color="000000" w:sz="4" w:space="0"/>
+          <w:bottom w:val="none" w:color="000000" w:sz="4" w:space="0"/>
+          <w:right w:val="none" w:color="000000" w:sz="4" w:space="0"/>
         </w:tcBorders>
       </w:tcPr>
     </w:tblStylePr>
@@ -18421,9 +18419,9 @@
       </w:tcPr>
     </w:tblStylePr>
   </w:style>
-  <w:style w:type="table" w:styleId="67">
+  <w:style w:type="table" w:styleId="783">
     <w:name w:val="Grid Table 7 Colorful - Accent 6"/>
-    <w:basedOn w:val="11"/>
+    <w:basedOn w:val="727"/>
     <w:uiPriority w:val="99"/>
     <w:pPr>
       <w:pBdr/>
@@ -18525,11 +18523,11 @@
         <w:tblBorders/>
       </w:tblPr>
       <w:tcPr>
-        <w:shd w:color="ffffff"/>
+        <w:shd w:val="clear" w:color="ffffff"/>
         <w:tcBorders>
-          <w:top w:val="none"/>
-          <w:left w:val="none"/>
-          <w:bottom w:val="none"/>
+          <w:top w:val="none" w:color="000000" w:sz="4" w:space="0"/>
+          <w:left w:val="none" w:color="000000" w:sz="4" w:space="0"/>
+          <w:bottom w:val="none" w:color="000000" w:sz="4" w:space="0"/>
           <w:right w:val="single" w:color="000000" w:themeColor="accent6" w:themeTint="90" w:sz="4" w:space="0"/>
         </w:tcBorders>
       </w:tcPr>
@@ -18552,10 +18550,10 @@
       <w:tcPr>
         <w:shd w:val="clear" w:color="ffffff" w:themeColor="light1" w:fill="ffffff" w:themeFill="light1"/>
         <w:tcBorders>
-          <w:top w:val="none"/>
-          <w:left w:val="none"/>
+          <w:top w:val="none" w:color="000000" w:sz="4" w:space="0"/>
+          <w:left w:val="none" w:color="000000" w:sz="4" w:space="0"/>
           <w:bottom w:val="single" w:color="000000" w:themeColor="accent6" w:themeTint="90" w:sz="4" w:space="0"/>
-          <w:right w:val="none"/>
+          <w:right w:val="none" w:color="000000" w:sz="4" w:space="0"/>
         </w:tcBorders>
       </w:tcPr>
     </w:tblStylePr>
@@ -18575,12 +18573,12 @@
         <w:tblBorders/>
       </w:tblPr>
       <w:tcPr>
-        <w:shd w:color="ffffff"/>
+        <w:shd w:val="clear" w:color="ffffff"/>
         <w:tcBorders>
-          <w:top w:val="none"/>
+          <w:top w:val="none" w:color="000000" w:sz="4" w:space="0"/>
           <w:left w:val="single" w:color="000000" w:themeColor="accent6" w:themeTint="90" w:sz="4" w:space="0"/>
-          <w:bottom w:val="none"/>
-          <w:right w:val="none"/>
+          <w:bottom w:val="none" w:color="000000" w:sz="4" w:space="0"/>
+          <w:right w:val="none" w:color="000000" w:sz="4" w:space="0"/>
         </w:tcBorders>
       </w:tcPr>
     </w:tblStylePr>
@@ -18603,9 +18601,9 @@
         <w:shd w:val="clear" w:color="ffffff" w:themeColor="light1" w:fill="ffffff" w:themeFill="light1"/>
         <w:tcBorders>
           <w:top w:val="single" w:color="000000" w:themeColor="accent6" w:themeTint="90" w:sz="4" w:space="0"/>
-          <w:left w:val="none"/>
-          <w:bottom w:val="none"/>
-          <w:right w:val="none"/>
+          <w:left w:val="none" w:color="000000" w:sz="4" w:space="0"/>
+          <w:bottom w:val="none" w:color="000000" w:sz="4" w:space="0"/>
+          <w:right w:val="none" w:color="000000" w:sz="4" w:space="0"/>
         </w:tcBorders>
       </w:tcPr>
     </w:tblStylePr>
@@ -18675,9 +18673,9 @@
       </w:tcPr>
     </w:tblStylePr>
   </w:style>
-  <w:style w:type="table" w:styleId="68">
+  <w:style w:type="table" w:styleId="784">
     <w:name w:val="List Table 1 Light"/>
-    <w:basedOn w:val="11"/>
+    <w:basedOn w:val="727"/>
     <w:uiPriority w:val="99"/>
     <w:pPr>
       <w:pBdr/>
@@ -18891,9 +18889,9 @@
       </w:tcPr>
     </w:tblStylePr>
   </w:style>
-  <w:style w:type="table" w:styleId="69">
+  <w:style w:type="table" w:styleId="785">
     <w:name w:val="List Table 1 Light - Accent 1"/>
-    <w:basedOn w:val="11"/>
+    <w:basedOn w:val="727"/>
     <w:uiPriority w:val="99"/>
     <w:pPr>
       <w:pBdr/>
@@ -19107,9 +19105,9 @@
       </w:tcPr>
     </w:tblStylePr>
   </w:style>
-  <w:style w:type="table" w:styleId="70">
+  <w:style w:type="table" w:styleId="786">
     <w:name w:val="List Table 1 Light - Accent 2"/>
-    <w:basedOn w:val="11"/>
+    <w:basedOn w:val="727"/>
     <w:uiPriority w:val="99"/>
     <w:pPr>
       <w:pBdr/>
@@ -19323,9 +19321,9 @@
       </w:tcPr>
     </w:tblStylePr>
   </w:style>
-  <w:style w:type="table" w:styleId="71">
+  <w:style w:type="table" w:styleId="787">
     <w:name w:val="List Table 1 Light - Accent 3"/>
-    <w:basedOn w:val="11"/>
+    <w:basedOn w:val="727"/>
     <w:uiPriority w:val="99"/>
     <w:pPr>
       <w:pBdr/>
@@ -19539,9 +19537,9 @@
       </w:tcPr>
     </w:tblStylePr>
   </w:style>
-  <w:style w:type="table" w:styleId="72">
+  <w:style w:type="table" w:styleId="788">
     <w:name w:val="List Table 1 Light - Accent 4"/>
-    <w:basedOn w:val="11"/>
+    <w:basedOn w:val="727"/>
     <w:uiPriority w:val="99"/>
     <w:pPr>
       <w:pBdr/>
@@ -19755,9 +19753,9 @@
       </w:tcPr>
     </w:tblStylePr>
   </w:style>
-  <w:style w:type="table" w:styleId="73">
+  <w:style w:type="table" w:styleId="789">
     <w:name w:val="List Table 1 Light - Accent 5"/>
-    <w:basedOn w:val="11"/>
+    <w:basedOn w:val="727"/>
     <w:uiPriority w:val="99"/>
     <w:pPr>
       <w:pBdr/>
@@ -19971,9 +19969,9 @@
       </w:tcPr>
     </w:tblStylePr>
   </w:style>
-  <w:style w:type="table" w:styleId="74">
+  <w:style w:type="table" w:styleId="790">
     <w:name w:val="List Table 1 Light - Accent 6"/>
-    <w:basedOn w:val="11"/>
+    <w:basedOn w:val="727"/>
     <w:uiPriority w:val="99"/>
     <w:pPr>
       <w:pBdr/>
@@ -20187,9 +20185,9 @@
       </w:tcPr>
     </w:tblStylePr>
   </w:style>
-  <w:style w:type="table" w:styleId="75">
+  <w:style w:type="table" w:styleId="791">
     <w:name w:val="List Table 2"/>
-    <w:basedOn w:val="11"/>
+    <w:basedOn w:val="727"/>
     <w:uiPriority w:val="99"/>
     <w:pPr>
       <w:pBdr/>
@@ -20425,9 +20423,9 @@
       </w:tcPr>
     </w:tblStylePr>
   </w:style>
-  <w:style w:type="table" w:styleId="76">
+  <w:style w:type="table" w:styleId="792">
     <w:name w:val="List Table 2 - Accent 1"/>
-    <w:basedOn w:val="11"/>
+    <w:basedOn w:val="727"/>
     <w:uiPriority w:val="99"/>
     <w:pPr>
       <w:pBdr/>
@@ -20663,9 +20661,9 @@
       </w:tcPr>
     </w:tblStylePr>
   </w:style>
-  <w:style w:type="table" w:styleId="77">
+  <w:style w:type="table" w:styleId="793">
     <w:name w:val="List Table 2 - Accent 2"/>
-    <w:basedOn w:val="11"/>
+    <w:basedOn w:val="727"/>
     <w:uiPriority w:val="99"/>
     <w:pPr>
       <w:pBdr/>
@@ -20901,9 +20899,9 @@
       </w:tcPr>
     </w:tblStylePr>
   </w:style>
-  <w:style w:type="table" w:styleId="78">
+  <w:style w:type="table" w:styleId="794">
     <w:name w:val="List Table 2 - Accent 3"/>
-    <w:basedOn w:val="11"/>
+    <w:basedOn w:val="727"/>
     <w:uiPriority w:val="99"/>
     <w:pPr>
       <w:pBdr/>
@@ -21139,9 +21137,9 @@
       </w:tcPr>
     </w:tblStylePr>
   </w:style>
-  <w:style w:type="table" w:styleId="79">
+  <w:style w:type="table" w:styleId="795">
     <w:name w:val="List Table 2 - Accent 4"/>
-    <w:basedOn w:val="11"/>
+    <w:basedOn w:val="727"/>
     <w:uiPriority w:val="99"/>
     <w:pPr>
       <w:pBdr/>
@@ -21377,9 +21375,9 @@
       </w:tcPr>
     </w:tblStylePr>
   </w:style>
-  <w:style w:type="table" w:styleId="80">
+  <w:style w:type="table" w:styleId="796">
     <w:name w:val="List Table 2 - Accent 5"/>
-    <w:basedOn w:val="11"/>
+    <w:basedOn w:val="727"/>
     <w:uiPriority w:val="99"/>
     <w:pPr>
       <w:pBdr/>
@@ -21615,9 +21613,9 @@
       </w:tcPr>
     </w:tblStylePr>
   </w:style>
-  <w:style w:type="table" w:styleId="81">
+  <w:style w:type="table" w:styleId="797">
     <w:name w:val="List Table 2 - Accent 6"/>
-    <w:basedOn w:val="11"/>
+    <w:basedOn w:val="727"/>
     <w:uiPriority w:val="99"/>
     <w:pPr>
       <w:pBdr/>
@@ -21853,9 +21851,9 @@
       </w:tcPr>
     </w:tblStylePr>
   </w:style>
-  <w:style w:type="table" w:styleId="82">
+  <w:style w:type="table" w:styleId="798">
     <w:name w:val="List Table 3"/>
-    <w:basedOn w:val="11"/>
+    <w:basedOn w:val="727"/>
     <w:uiPriority w:val="99"/>
     <w:pPr>
       <w:pBdr/>
@@ -22081,9 +22079,9 @@
       </w:tcPr>
     </w:tblStylePr>
   </w:style>
-  <w:style w:type="table" w:styleId="83">
+  <w:style w:type="table" w:styleId="799">
     <w:name w:val="List Table 3 - Accent 1"/>
-    <w:basedOn w:val="11"/>
+    <w:basedOn w:val="727"/>
     <w:uiPriority w:val="99"/>
     <w:pPr>
       <w:pBdr/>
@@ -22309,9 +22307,9 @@
       </w:tcPr>
     </w:tblStylePr>
   </w:style>
-  <w:style w:type="table" w:styleId="84">
+  <w:style w:type="table" w:styleId="800">
     <w:name w:val="List Table 3 - Accent 2"/>
-    <w:basedOn w:val="11"/>
+    <w:basedOn w:val="727"/>
     <w:uiPriority w:val="99"/>
     <w:pPr>
       <w:pBdr/>
@@ -22537,9 +22535,9 @@
       </w:tcPr>
     </w:tblStylePr>
   </w:style>
-  <w:style w:type="table" w:styleId="85">
+  <w:style w:type="table" w:styleId="801">
     <w:name w:val="List Table 3 - Accent 3"/>
-    <w:basedOn w:val="11"/>
+    <w:basedOn w:val="727"/>
     <w:uiPriority w:val="99"/>
     <w:pPr>
       <w:pBdr/>
@@ -22765,9 +22763,9 @@
       </w:tcPr>
     </w:tblStylePr>
   </w:style>
-  <w:style w:type="table" w:styleId="86">
+  <w:style w:type="table" w:styleId="802">
     <w:name w:val="List Table 3 - Accent 4"/>
-    <w:basedOn w:val="11"/>
+    <w:basedOn w:val="727"/>
     <w:uiPriority w:val="99"/>
     <w:pPr>
       <w:pBdr/>
@@ -22993,9 +22991,9 @@
       </w:tcPr>
     </w:tblStylePr>
   </w:style>
-  <w:style w:type="table" w:styleId="87">
+  <w:style w:type="table" w:styleId="803">
     <w:name w:val="List Table 3 - Accent 5"/>
-    <w:basedOn w:val="11"/>
+    <w:basedOn w:val="727"/>
     <w:uiPriority w:val="99"/>
     <w:pPr>
       <w:pBdr/>
@@ -23221,9 +23219,9 @@
       </w:tcPr>
     </w:tblStylePr>
   </w:style>
-  <w:style w:type="table" w:styleId="88">
+  <w:style w:type="table" w:styleId="804">
     <w:name w:val="List Table 3 - Accent 6"/>
-    <w:basedOn w:val="11"/>
+    <w:basedOn w:val="727"/>
     <w:uiPriority w:val="99"/>
     <w:pPr>
       <w:pBdr/>
@@ -23449,9 +23447,9 @@
       </w:tcPr>
     </w:tblStylePr>
   </w:style>
-  <w:style w:type="table" w:styleId="89">
+  <w:style w:type="table" w:styleId="805">
     <w:name w:val="List Table 4"/>
-    <w:basedOn w:val="11"/>
+    <w:basedOn w:val="727"/>
     <w:uiPriority w:val="99"/>
     <w:pPr>
       <w:pBdr/>
@@ -23674,9 +23672,9 @@
       </w:tcPr>
     </w:tblStylePr>
   </w:style>
-  <w:style w:type="table" w:styleId="90">
+  <w:style w:type="table" w:styleId="806">
     <w:name w:val="List Table 4 - Accent 1"/>
-    <w:basedOn w:val="11"/>
+    <w:basedOn w:val="727"/>
     <w:uiPriority w:val="99"/>
     <w:pPr>
       <w:pBdr/>
@@ -23899,9 +23897,9 @@
       </w:tcPr>
     </w:tblStylePr>
   </w:style>
-  <w:style w:type="table" w:styleId="91">
+  <w:style w:type="table" w:styleId="807">
     <w:name w:val="List Table 4 - Accent 2"/>
-    <w:basedOn w:val="11"/>
+    <w:basedOn w:val="727"/>
     <w:uiPriority w:val="99"/>
     <w:pPr>
       <w:pBdr/>
@@ -24124,9 +24122,9 @@
       </w:tcPr>
     </w:tblStylePr>
   </w:style>
-  <w:style w:type="table" w:styleId="92">
+  <w:style w:type="table" w:styleId="808">
     <w:name w:val="List Table 4 - Accent 3"/>
-    <w:basedOn w:val="11"/>
+    <w:basedOn w:val="727"/>
     <w:uiPriority w:val="99"/>
     <w:pPr>
       <w:pBdr/>
@@ -24349,9 +24347,9 @@
       </w:tcPr>
     </w:tblStylePr>
   </w:style>
-  <w:style w:type="table" w:styleId="93">
+  <w:style w:type="table" w:styleId="809">
     <w:name w:val="List Table 4 - Accent 4"/>
-    <w:basedOn w:val="11"/>
+    <w:basedOn w:val="727"/>
     <w:uiPriority w:val="99"/>
     <w:pPr>
       <w:pBdr/>
@@ -24574,9 +24572,9 @@
       </w:tcPr>
     </w:tblStylePr>
   </w:style>
-  <w:style w:type="table" w:styleId="94">
+  <w:style w:type="table" w:styleId="810">
     <w:name w:val="List Table 4 - Accent 5"/>
-    <w:basedOn w:val="11"/>
+    <w:basedOn w:val="727"/>
     <w:uiPriority w:val="99"/>
     <w:pPr>
       <w:pBdr/>
@@ -24799,9 +24797,9 @@
       </w:tcPr>
     </w:tblStylePr>
   </w:style>
-  <w:style w:type="table" w:styleId="95">
+  <w:style w:type="table" w:styleId="811">
     <w:name w:val="List Table 4 - Accent 6"/>
-    <w:basedOn w:val="11"/>
+    <w:basedOn w:val="727"/>
     <w:uiPriority w:val="99"/>
     <w:pPr>
       <w:pBdr/>
@@ -25024,9 +25022,9 @@
       </w:tcPr>
     </w:tblStylePr>
   </w:style>
-  <w:style w:type="table" w:styleId="96">
+  <w:style w:type="table" w:styleId="812">
     <w:name w:val="List Table 5 Dark"/>
-    <w:basedOn w:val="11"/>
+    <w:basedOn w:val="727"/>
     <w:uiPriority w:val="99"/>
     <w:pPr>
       <w:pBdr/>
@@ -25266,9 +25264,9 @@
       </w:tcPr>
     </w:tblStylePr>
   </w:style>
-  <w:style w:type="table" w:styleId="97">
+  <w:style w:type="table" w:styleId="813">
     <w:name w:val="List Table 5 Dark - Accent 1"/>
-    <w:basedOn w:val="11"/>
+    <w:basedOn w:val="727"/>
     <w:uiPriority w:val="99"/>
     <w:pPr>
       <w:pBdr/>
@@ -25508,9 +25506,9 @@
       </w:tcPr>
     </w:tblStylePr>
   </w:style>
-  <w:style w:type="table" w:styleId="98">
+  <w:style w:type="table" w:styleId="814">
     <w:name w:val="List Table 5 Dark - Accent 2"/>
-    <w:basedOn w:val="11"/>
+    <w:basedOn w:val="727"/>
     <w:uiPriority w:val="99"/>
     <w:pPr>
       <w:pBdr/>
@@ -25750,9 +25748,9 @@
       </w:tcPr>
     </w:tblStylePr>
   </w:style>
-  <w:style w:type="table" w:styleId="99">
+  <w:style w:type="table" w:styleId="815">
     <w:name w:val="List Table 5 Dark - Accent 3"/>
-    <w:basedOn w:val="11"/>
+    <w:basedOn w:val="727"/>
     <w:uiPriority w:val="99"/>
     <w:pPr>
       <w:pBdr/>
@@ -25992,9 +25990,9 @@
       </w:tcPr>
     </w:tblStylePr>
   </w:style>
-  <w:style w:type="table" w:styleId="100">
+  <w:style w:type="table" w:styleId="816">
     <w:name w:val="List Table 5 Dark - Accent 4"/>
-    <w:basedOn w:val="11"/>
+    <w:basedOn w:val="727"/>
     <w:uiPriority w:val="99"/>
     <w:pPr>
       <w:pBdr/>
@@ -26234,9 +26232,9 @@
       </w:tcPr>
     </w:tblStylePr>
   </w:style>
-  <w:style w:type="table" w:styleId="101">
+  <w:style w:type="table" w:styleId="817">
     <w:name w:val="List Table 5 Dark - Accent 5"/>
-    <w:basedOn w:val="11"/>
+    <w:basedOn w:val="727"/>
     <w:uiPriority w:val="99"/>
     <w:pPr>
       <w:pBdr/>
@@ -26476,9 +26474,9 @@
       </w:tcPr>
     </w:tblStylePr>
   </w:style>
-  <w:style w:type="table" w:styleId="102">
+  <w:style w:type="table" w:styleId="818">
     <w:name w:val="List Table 5 Dark - Accent 6"/>
-    <w:basedOn w:val="11"/>
+    <w:basedOn w:val="727"/>
     <w:uiPriority w:val="99"/>
     <w:pPr>
       <w:pBdr/>
@@ -26718,9 +26716,9 @@
       </w:tcPr>
     </w:tblStylePr>
   </w:style>
-  <w:style w:type="table" w:styleId="103">
+  <w:style w:type="table" w:styleId="819">
     <w:name w:val="List Table 6 Colorful"/>
-    <w:basedOn w:val="11"/>
+    <w:basedOn w:val="727"/>
     <w:uiPriority w:val="99"/>
     <w:pPr>
       <w:pBdr/>
@@ -26941,9 +26939,9 @@
       </w:tcPr>
     </w:tblStylePr>
   </w:style>
-  <w:style w:type="table" w:styleId="104">
+  <w:style w:type="table" w:styleId="820">
     <w:name w:val="List Table 6 Colorful - Accent 1"/>
-    <w:basedOn w:val="11"/>
+    <w:basedOn w:val="727"/>
     <w:uiPriority w:val="99"/>
     <w:pPr>
       <w:pBdr/>
@@ -27164,9 +27162,9 @@
       </w:tcPr>
     </w:tblStylePr>
   </w:style>
-  <w:style w:type="table" w:styleId="105">
+  <w:style w:type="table" w:styleId="821">
     <w:name w:val="List Table 6 Colorful - Accent 2"/>
-    <w:basedOn w:val="11"/>
+    <w:basedOn w:val="727"/>
     <w:uiPriority w:val="99"/>
     <w:pPr>
       <w:pBdr/>
@@ -27387,9 +27385,9 @@
       </w:tcPr>
     </w:tblStylePr>
   </w:style>
-  <w:style w:type="table" w:styleId="106">
+  <w:style w:type="table" w:styleId="822">
     <w:name w:val="List Table 6 Colorful - Accent 3"/>
-    <w:basedOn w:val="11"/>
+    <w:basedOn w:val="727"/>
     <w:uiPriority w:val="99"/>
     <w:pPr>
       <w:pBdr/>
@@ -27610,9 +27608,9 @@
       </w:tcPr>
     </w:tblStylePr>
   </w:style>
-  <w:style w:type="table" w:styleId="107">
+  <w:style w:type="table" w:styleId="823">
     <w:name w:val="List Table 6 Colorful - Accent 4"/>
-    <w:basedOn w:val="11"/>
+    <w:basedOn w:val="727"/>
     <w:uiPriority w:val="99"/>
     <w:pPr>
       <w:pBdr/>
@@ -27833,9 +27831,9 @@
       </w:tcPr>
     </w:tblStylePr>
   </w:style>
-  <w:style w:type="table" w:styleId="108">
+  <w:style w:type="table" w:styleId="824">
     <w:name w:val="List Table 6 Colorful - Accent 5"/>
-    <w:basedOn w:val="11"/>
+    <w:basedOn w:val="727"/>
     <w:uiPriority w:val="99"/>
     <w:pPr>
       <w:pBdr/>
@@ -28056,9 +28054,9 @@
       </w:tcPr>
     </w:tblStylePr>
   </w:style>
-  <w:style w:type="table" w:styleId="109">
+  <w:style w:type="table" w:styleId="825">
     <w:name w:val="List Table 6 Colorful - Accent 6"/>
-    <w:basedOn w:val="11"/>
+    <w:basedOn w:val="727"/>
     <w:uiPriority w:val="99"/>
     <w:pPr>
       <w:pBdr/>
@@ -28279,9 +28277,9 @@
       </w:tcPr>
     </w:tblStylePr>
   </w:style>
-  <w:style w:type="table" w:styleId="110">
+  <w:style w:type="table" w:styleId="826">
     <w:name w:val="List Table 7 Colorful"/>
-    <w:basedOn w:val="11"/>
+    <w:basedOn w:val="727"/>
     <w:uiPriority w:val="99"/>
     <w:pPr>
       <w:pBdr/>
@@ -28380,11 +28378,11 @@
         <w:tblBorders/>
       </w:tblPr>
       <w:tcPr>
-        <w:shd w:color="ffffff"/>
+        <w:shd w:val="clear" w:color="ffffff"/>
         <w:tcBorders>
-          <w:top w:val="none"/>
-          <w:left w:val="none"/>
-          <w:bottom w:val="none"/>
+          <w:top w:val="none" w:color="000000" w:sz="4" w:space="0"/>
+          <w:left w:val="none" w:color="000000" w:sz="4" w:space="0"/>
+          <w:bottom w:val="none" w:color="000000" w:sz="4" w:space="0"/>
           <w:right w:val="single" w:color="000000" w:themeColor="text1" w:themeTint="80" w:sz="4" w:space="0"/>
         </w:tcBorders>
       </w:tcPr>
@@ -28407,10 +28405,10 @@
       <w:tcPr>
         <w:shd w:val="clear" w:color="ffffff" w:themeColor="light1" w:fill="ffffff" w:themeFill="light1"/>
         <w:tcBorders>
-          <w:top w:val="none"/>
-          <w:left w:val="none"/>
+          <w:top w:val="none" w:color="000000" w:sz="4" w:space="0"/>
+          <w:left w:val="none" w:color="000000" w:sz="4" w:space="0"/>
           <w:bottom w:val="single" w:color="000000" w:themeColor="text1" w:themeTint="80" w:sz="4" w:space="0"/>
-          <w:right w:val="none"/>
+          <w:right w:val="none" w:color="000000" w:sz="4" w:space="0"/>
         </w:tcBorders>
       </w:tcPr>
     </w:tblStylePr>
@@ -28430,12 +28428,12 @@
         <w:tblBorders/>
       </w:tblPr>
       <w:tcPr>
-        <w:shd w:color="ffffff"/>
+        <w:shd w:val="clear" w:color="ffffff"/>
         <w:tcBorders>
-          <w:top w:val="none"/>
+          <w:top w:val="none" w:color="000000" w:sz="4" w:space="0"/>
           <w:left w:val="single" w:color="000000" w:themeColor="text1" w:themeTint="80" w:sz="4" w:space="0"/>
-          <w:bottom w:val="none"/>
-          <w:right w:val="none"/>
+          <w:bottom w:val="none" w:color="000000" w:sz="4" w:space="0"/>
+          <w:right w:val="none" w:color="000000" w:sz="4" w:space="0"/>
         </w:tcBorders>
       </w:tcPr>
     </w:tblStylePr>
@@ -28458,9 +28456,9 @@
         <w:shd w:val="clear" w:color="ffffff" w:themeColor="light1" w:fill="ffffff" w:themeFill="light1"/>
         <w:tcBorders>
           <w:top w:val="single" w:color="000000" w:themeColor="text1" w:themeTint="80" w:sz="4" w:space="0"/>
-          <w:left w:val="none"/>
-          <w:bottom w:val="none"/>
-          <w:right w:val="none"/>
+          <w:left w:val="none" w:color="000000" w:sz="4" w:space="0"/>
+          <w:bottom w:val="none" w:color="000000" w:sz="4" w:space="0"/>
+          <w:right w:val="none" w:color="000000" w:sz="4" w:space="0"/>
         </w:tcBorders>
       </w:tcPr>
     </w:tblStylePr>
@@ -28535,9 +28533,9 @@
       </w:tcPr>
     </w:tblStylePr>
   </w:style>
-  <w:style w:type="table" w:styleId="111">
+  <w:style w:type="table" w:styleId="827">
     <w:name w:val="List Table 7 Colorful - Accent 1"/>
-    <w:basedOn w:val="11"/>
+    <w:basedOn w:val="727"/>
     <w:uiPriority w:val="99"/>
     <w:pPr>
       <w:pBdr/>
@@ -28636,11 +28634,11 @@
         <w:tblBorders/>
       </w:tblPr>
       <w:tcPr>
-        <w:shd w:color="ffffff"/>
+        <w:shd w:val="clear" w:color="ffffff"/>
         <w:tcBorders>
-          <w:top w:val="none"/>
-          <w:left w:val="none"/>
-          <w:bottom w:val="none"/>
+          <w:top w:val="none" w:color="000000" w:sz="4" w:space="0"/>
+          <w:left w:val="none" w:color="000000" w:sz="4" w:space="0"/>
+          <w:bottom w:val="none" w:color="000000" w:sz="4" w:space="0"/>
           <w:right w:val="single" w:color="000000" w:themeColor="accent1" w:sz="4" w:space="0"/>
         </w:tcBorders>
       </w:tcPr>
@@ -28663,10 +28661,10 @@
       <w:tcPr>
         <w:shd w:val="clear" w:color="ffffff" w:themeColor="light1" w:fill="ffffff" w:themeFill="light1"/>
         <w:tcBorders>
-          <w:top w:val="none"/>
-          <w:left w:val="none"/>
+          <w:top w:val="none" w:color="000000" w:sz="4" w:space="0"/>
+          <w:left w:val="none" w:color="000000" w:sz="4" w:space="0"/>
           <w:bottom w:val="single" w:color="000000" w:themeColor="accent1" w:sz="4" w:space="0"/>
-          <w:right w:val="none"/>
+          <w:right w:val="none" w:color="000000" w:sz="4" w:space="0"/>
         </w:tcBorders>
       </w:tcPr>
     </w:tblStylePr>
@@ -28686,12 +28684,12 @@
         <w:tblBorders/>
       </w:tblPr>
       <w:tcPr>
-        <w:shd w:color="ffffff"/>
+        <w:shd w:val="clear" w:color="ffffff"/>
         <w:tcBorders>
-          <w:top w:val="none"/>
+          <w:top w:val="none" w:color="000000" w:sz="4" w:space="0"/>
           <w:left w:val="single" w:color="000000" w:themeColor="accent1" w:sz="4" w:space="0"/>
-          <w:bottom w:val="none"/>
-          <w:right w:val="none"/>
+          <w:bottom w:val="none" w:color="000000" w:sz="4" w:space="0"/>
+          <w:right w:val="none" w:color="000000" w:sz="4" w:space="0"/>
         </w:tcBorders>
       </w:tcPr>
     </w:tblStylePr>
@@ -28714,9 +28712,9 @@
         <w:shd w:val="clear" w:color="ffffff" w:themeColor="light1" w:fill="ffffff" w:themeFill="light1"/>
         <w:tcBorders>
           <w:top w:val="single" w:color="000000" w:themeColor="accent1" w:sz="4" w:space="0"/>
-          <w:left w:val="none"/>
-          <w:bottom w:val="none"/>
-          <w:right w:val="none"/>
+          <w:left w:val="none" w:color="000000" w:sz="4" w:space="0"/>
+          <w:bottom w:val="none" w:color="000000" w:sz="4" w:space="0"/>
+          <w:right w:val="none" w:color="000000" w:sz="4" w:space="0"/>
         </w:tcBorders>
       </w:tcPr>
     </w:tblStylePr>
@@ -28791,9 +28789,9 @@
       </w:tcPr>
     </w:tblStylePr>
   </w:style>
-  <w:style w:type="table" w:styleId="112">
+  <w:style w:type="table" w:styleId="828">
     <w:name w:val="List Table 7 Colorful - Accent 2"/>
-    <w:basedOn w:val="11"/>
+    <w:basedOn w:val="727"/>
     <w:uiPriority w:val="99"/>
     <w:pPr>
       <w:pBdr/>
@@ -28892,11 +28890,11 @@
         <w:tblBorders/>
       </w:tblPr>
       <w:tcPr>
-        <w:shd w:color="ffffff"/>
+        <w:shd w:val="clear" w:color="ffffff"/>
         <w:tcBorders>
-          <w:top w:val="none"/>
-          <w:left w:val="none"/>
-          <w:bottom w:val="none"/>
+          <w:top w:val="none" w:color="000000" w:sz="4" w:space="0"/>
+          <w:left w:val="none" w:color="000000" w:sz="4" w:space="0"/>
+          <w:bottom w:val="none" w:color="000000" w:sz="4" w:space="0"/>
           <w:right w:val="single" w:color="000000" w:themeColor="accent2" w:themeTint="97" w:sz="4" w:space="0"/>
         </w:tcBorders>
       </w:tcPr>
@@ -28919,10 +28917,10 @@
       <w:tcPr>
         <w:shd w:val="clear" w:color="ffffff" w:themeColor="light1" w:fill="ffffff" w:themeFill="light1"/>
         <w:tcBorders>
-          <w:top w:val="none"/>
-          <w:left w:val="none"/>
+          <w:top w:val="none" w:color="000000" w:sz="4" w:space="0"/>
+          <w:left w:val="none" w:color="000000" w:sz="4" w:space="0"/>
           <w:bottom w:val="single" w:color="000000" w:themeColor="accent2" w:themeTint="97" w:sz="4" w:space="0"/>
-          <w:right w:val="none"/>
+          <w:right w:val="none" w:color="000000" w:sz="4" w:space="0"/>
         </w:tcBorders>
       </w:tcPr>
     </w:tblStylePr>
@@ -28942,12 +28940,12 @@
         <w:tblBorders/>
       </w:tblPr>
       <w:tcPr>
-        <w:shd w:color="ffffff"/>
+        <w:shd w:val="clear" w:color="ffffff"/>
         <w:tcBorders>
-          <w:top w:val="none"/>
+          <w:top w:val="none" w:color="000000" w:sz="4" w:space="0"/>
           <w:left w:val="single" w:color="000000" w:themeColor="accent2" w:themeTint="97" w:sz="4" w:space="0"/>
-          <w:bottom w:val="none"/>
-          <w:right w:val="none"/>
+          <w:bottom w:val="none" w:color="000000" w:sz="4" w:space="0"/>
+          <w:right w:val="none" w:color="000000" w:sz="4" w:space="0"/>
         </w:tcBorders>
       </w:tcPr>
     </w:tblStylePr>
@@ -28970,9 +28968,9 @@
         <w:shd w:val="clear" w:color="ffffff" w:themeColor="light1" w:fill="ffffff" w:themeFill="light1"/>
         <w:tcBorders>
           <w:top w:val="single" w:color="000000" w:themeColor="accent2" w:themeTint="97" w:sz="4" w:space="0"/>
-          <w:left w:val="none"/>
-          <w:bottom w:val="none"/>
-          <w:right w:val="none"/>
+          <w:left w:val="none" w:color="000000" w:sz="4" w:space="0"/>
+          <w:bottom w:val="none" w:color="000000" w:sz="4" w:space="0"/>
+          <w:right w:val="none" w:color="000000" w:sz="4" w:space="0"/>
         </w:tcBorders>
       </w:tcPr>
     </w:tblStylePr>
@@ -29047,9 +29045,9 @@
       </w:tcPr>
     </w:tblStylePr>
   </w:style>
-  <w:style w:type="table" w:styleId="113">
+  <w:style w:type="table" w:styleId="829">
     <w:name w:val="List Table 7 Colorful - Accent 3"/>
-    <w:basedOn w:val="11"/>
+    <w:basedOn w:val="727"/>
     <w:uiPriority w:val="99"/>
     <w:pPr>
       <w:pBdr/>
@@ -29148,11 +29146,11 @@
         <w:tblBorders/>
       </w:tblPr>
       <w:tcPr>
-        <w:shd w:color="ffffff"/>
+        <w:shd w:val="clear" w:color="ffffff"/>
         <w:tcBorders>
-          <w:top w:val="none"/>
-          <w:left w:val="none"/>
-          <w:bottom w:val="none"/>
+          <w:top w:val="none" w:color="000000" w:sz="4" w:space="0"/>
+          <w:left w:val="none" w:color="000000" w:sz="4" w:space="0"/>
+          <w:bottom w:val="none" w:color="000000" w:sz="4" w:space="0"/>
           <w:right w:val="single" w:color="000000" w:themeColor="accent3" w:themeTint="98" w:sz="4" w:space="0"/>
         </w:tcBorders>
       </w:tcPr>
@@ -29175,10 +29173,10 @@
       <w:tcPr>
         <w:shd w:val="clear" w:color="ffffff" w:themeColor="light1" w:fill="ffffff" w:themeFill="light1"/>
         <w:tcBorders>
-          <w:top w:val="none"/>
-          <w:left w:val="none"/>
+          <w:top w:val="none" w:color="000000" w:sz="4" w:space="0"/>
+          <w:left w:val="none" w:color="000000" w:sz="4" w:space="0"/>
           <w:bottom w:val="single" w:color="000000" w:themeColor="accent3" w:themeTint="98" w:sz="4" w:space="0"/>
-          <w:right w:val="none"/>
+          <w:right w:val="none" w:color="000000" w:sz="4" w:space="0"/>
         </w:tcBorders>
       </w:tcPr>
     </w:tblStylePr>
@@ -29198,12 +29196,12 @@
         <w:tblBorders/>
       </w:tblPr>
       <w:tcPr>
-        <w:shd w:color="ffffff"/>
+        <w:shd w:val="clear" w:color="ffffff"/>
         <w:tcBorders>
-          <w:top w:val="none"/>
+          <w:top w:val="none" w:color="000000" w:sz="4" w:space="0"/>
           <w:left w:val="single" w:color="000000" w:themeColor="accent3" w:themeTint="98" w:sz="4" w:space="0"/>
-          <w:bottom w:val="none"/>
-          <w:right w:val="none"/>
+          <w:bottom w:val="none" w:color="000000" w:sz="4" w:space="0"/>
+          <w:right w:val="none" w:color="000000" w:sz="4" w:space="0"/>
         </w:tcBorders>
       </w:tcPr>
     </w:tblStylePr>
@@ -29226,9 +29224,9 @@
         <w:shd w:val="clear" w:color="ffffff" w:themeColor="light1" w:fill="ffffff" w:themeFill="light1"/>
         <w:tcBorders>
           <w:top w:val="single" w:color="000000" w:themeColor="accent3" w:themeTint="98" w:sz="4" w:space="0"/>
-          <w:left w:val="none"/>
-          <w:bottom w:val="none"/>
-          <w:right w:val="none"/>
+          <w:left w:val="none" w:color="000000" w:sz="4" w:space="0"/>
+          <w:bottom w:val="none" w:color="000000" w:sz="4" w:space="0"/>
+          <w:right w:val="none" w:color="000000" w:sz="4" w:space="0"/>
         </w:tcBorders>
       </w:tcPr>
     </w:tblStylePr>
@@ -29303,9 +29301,9 @@
       </w:tcPr>
     </w:tblStylePr>
   </w:style>
-  <w:style w:type="table" w:styleId="114">
+  <w:style w:type="table" w:styleId="830">
     <w:name w:val="List Table 7 Colorful - Accent 4"/>
-    <w:basedOn w:val="11"/>
+    <w:basedOn w:val="727"/>
     <w:uiPriority w:val="99"/>
     <w:pPr>
       <w:pBdr/>
@@ -29404,11 +29402,11 @@
         <w:tblBorders/>
       </w:tblPr>
       <w:tcPr>
-        <w:shd w:color="ffffff"/>
+        <w:shd w:val="clear" w:color="ffffff"/>
         <w:tcBorders>
-          <w:top w:val="none"/>
-          <w:left w:val="none"/>
-          <w:bottom w:val="none"/>
+          <w:top w:val="none" w:color="000000" w:sz="4" w:space="0"/>
+          <w:left w:val="none" w:color="000000" w:sz="4" w:space="0"/>
+          <w:bottom w:val="none" w:color="000000" w:sz="4" w:space="0"/>
           <w:right w:val="single" w:color="000000" w:themeColor="accent4" w:themeTint="9A" w:sz="4" w:space="0"/>
         </w:tcBorders>
       </w:tcPr>
@@ -29431,10 +29429,10 @@
       <w:tcPr>
         <w:shd w:val="clear" w:color="ffffff" w:themeColor="light1" w:fill="ffffff" w:themeFill="light1"/>
         <w:tcBorders>
-          <w:top w:val="none"/>
-          <w:left w:val="none"/>
+          <w:top w:val="none" w:color="000000" w:sz="4" w:space="0"/>
+          <w:left w:val="none" w:color="000000" w:sz="4" w:space="0"/>
           <w:bottom w:val="single" w:color="000000" w:themeColor="accent4" w:themeTint="9A" w:sz="4" w:space="0"/>
-          <w:right w:val="none"/>
+          <w:right w:val="none" w:color="000000" w:sz="4" w:space="0"/>
         </w:tcBorders>
       </w:tcPr>
     </w:tblStylePr>
@@ -29454,12 +29452,12 @@
         <w:tblBorders/>
       </w:tblPr>
       <w:tcPr>
-        <w:shd w:color="ffffff"/>
+        <w:shd w:val="clear" w:color="ffffff"/>
         <w:tcBorders>
-          <w:top w:val="none"/>
+          <w:top w:val="none" w:color="000000" w:sz="4" w:space="0"/>
           <w:left w:val="single" w:color="000000" w:themeColor="accent4" w:themeTint="9A" w:sz="4" w:space="0"/>
-          <w:bottom w:val="none"/>
-          <w:right w:val="none"/>
+          <w:bottom w:val="none" w:color="000000" w:sz="4" w:space="0"/>
+          <w:right w:val="none" w:color="000000" w:sz="4" w:space="0"/>
         </w:tcBorders>
       </w:tcPr>
     </w:tblStylePr>
@@ -29482,9 +29480,9 @@
         <w:shd w:val="clear" w:color="ffffff" w:themeColor="light1" w:fill="ffffff" w:themeFill="light1"/>
         <w:tcBorders>
           <w:top w:val="single" w:color="000000" w:themeColor="accent4" w:themeTint="9A" w:sz="4" w:space="0"/>
-          <w:left w:val="none"/>
-          <w:bottom w:val="none"/>
-          <w:right w:val="none"/>
+          <w:left w:val="none" w:color="000000" w:sz="4" w:space="0"/>
+          <w:bottom w:val="none" w:color="000000" w:sz="4" w:space="0"/>
+          <w:right w:val="none" w:color="000000" w:sz="4" w:space="0"/>
         </w:tcBorders>
       </w:tcPr>
     </w:tblStylePr>
@@ -29559,9 +29557,9 @@
       </w:tcPr>
     </w:tblStylePr>
   </w:style>
-  <w:style w:type="table" w:styleId="115">
+  <w:style w:type="table" w:styleId="831">
     <w:name w:val="List Table 7 Colorful - Accent 5"/>
-    <w:basedOn w:val="11"/>
+    <w:basedOn w:val="727"/>
     <w:uiPriority w:val="99"/>
     <w:pPr>
       <w:pBdr/>
@@ -29660,11 +29658,11 @@
         <w:tblBorders/>
       </w:tblPr>
       <w:tcPr>
-        <w:shd w:color="ffffff"/>
+        <w:shd w:val="clear" w:color="ffffff"/>
         <w:tcBorders>
-          <w:top w:val="none"/>
-          <w:left w:val="none"/>
-          <w:bottom w:val="none"/>
+          <w:top w:val="none" w:color="000000" w:sz="4" w:space="0"/>
+          <w:left w:val="none" w:color="000000" w:sz="4" w:space="0"/>
+          <w:bottom w:val="none" w:color="000000" w:sz="4" w:space="0"/>
           <w:right w:val="single" w:color="000000" w:themeColor="accent5" w:themeTint="9A" w:sz="4" w:space="0"/>
         </w:tcBorders>
       </w:tcPr>
@@ -29687,10 +29685,10 @@
       <w:tcPr>
         <w:shd w:val="clear" w:color="ffffff" w:themeColor="light1" w:fill="ffffff" w:themeFill="light1"/>
         <w:tcBorders>
-          <w:top w:val="none"/>
-          <w:left w:val="none"/>
+          <w:top w:val="none" w:color="000000" w:sz="4" w:space="0"/>
+          <w:left w:val="none" w:color="000000" w:sz="4" w:space="0"/>
           <w:bottom w:val="single" w:color="000000" w:themeColor="accent5" w:themeTint="9A" w:sz="4" w:space="0"/>
-          <w:right w:val="none"/>
+          <w:right w:val="none" w:color="000000" w:sz="4" w:space="0"/>
         </w:tcBorders>
       </w:tcPr>
     </w:tblStylePr>
@@ -29710,12 +29708,12 @@
         <w:tblBorders/>
       </w:tblPr>
       <w:tcPr>
-        <w:shd w:color="ffffff"/>
+        <w:shd w:val="clear" w:color="ffffff"/>
         <w:tcBorders>
-          <w:top w:val="none"/>
+          <w:top w:val="none" w:color="000000" w:sz="4" w:space="0"/>
           <w:left w:val="single" w:color="000000" w:themeColor="accent5" w:themeTint="9A" w:sz="4" w:space="0"/>
-          <w:bottom w:val="none"/>
-          <w:right w:val="none"/>
+          <w:bottom w:val="none" w:color="000000" w:sz="4" w:space="0"/>
+          <w:right w:val="none" w:color="000000" w:sz="4" w:space="0"/>
         </w:tcBorders>
       </w:tcPr>
     </w:tblStylePr>
@@ -29738,9 +29736,9 @@
         <w:shd w:val="clear" w:color="ffffff" w:themeColor="light1" w:fill="ffffff" w:themeFill="light1"/>
         <w:tcBorders>
           <w:top w:val="single" w:color="000000" w:themeColor="accent5" w:themeTint="9A" w:sz="4" w:space="0"/>
-          <w:left w:val="none"/>
-          <w:bottom w:val="none"/>
-          <w:right w:val="none"/>
+          <w:left w:val="none" w:color="000000" w:sz="4" w:space="0"/>
+          <w:bottom w:val="none" w:color="000000" w:sz="4" w:space="0"/>
+          <w:right w:val="none" w:color="000000" w:sz="4" w:space="0"/>
         </w:tcBorders>
       </w:tcPr>
     </w:tblStylePr>
@@ -29815,9 +29813,9 @@
       </w:tcPr>
     </w:tblStylePr>
   </w:style>
-  <w:style w:type="table" w:styleId="116">
+  <w:style w:type="table" w:styleId="832">
     <w:name w:val="List Table 7 Colorful - Accent 6"/>
-    <w:basedOn w:val="11"/>
+    <w:basedOn w:val="727"/>
     <w:uiPriority w:val="99"/>
     <w:pPr>
       <w:pBdr/>
@@ -29916,11 +29914,11 @@
         <w:tblBorders/>
       </w:tblPr>
       <w:tcPr>
-        <w:shd w:color="ffffff"/>
+        <w:shd w:val="clear" w:color="ffffff"/>
         <w:tcBorders>
-          <w:top w:val="none"/>
-          <w:left w:val="none"/>
-          <w:bottom w:val="none"/>
+          <w:top w:val="none" w:color="000000" w:sz="4" w:space="0"/>
+          <w:left w:val="none" w:color="000000" w:sz="4" w:space="0"/>
+          <w:bottom w:val="none" w:color="000000" w:sz="4" w:space="0"/>
           <w:right w:val="single" w:color="000000" w:themeColor="accent6" w:themeTint="98" w:sz="4" w:space="0"/>
         </w:tcBorders>
       </w:tcPr>
@@ -29943,10 +29941,10 @@
       <w:tcPr>
         <w:shd w:val="clear" w:color="ffffff" w:themeColor="light1" w:fill="ffffff" w:themeFill="light1"/>
         <w:tcBorders>
-          <w:top w:val="none"/>
-          <w:left w:val="none"/>
+          <w:top w:val="none" w:color="000000" w:sz="4" w:space="0"/>
+          <w:left w:val="none" w:color="000000" w:sz="4" w:space="0"/>
           <w:bottom w:val="single" w:color="000000" w:themeColor="accent6" w:themeTint="98" w:sz="4" w:space="0"/>
-          <w:right w:val="none"/>
+          <w:right w:val="none" w:color="000000" w:sz="4" w:space="0"/>
         </w:tcBorders>
       </w:tcPr>
     </w:tblStylePr>
@@ -29966,12 +29964,12 @@
         <w:tblBorders/>
       </w:tblPr>
       <w:tcPr>
-        <w:shd w:color="ffffff"/>
+        <w:shd w:val="clear" w:color="ffffff"/>
         <w:tcBorders>
-          <w:top w:val="none"/>
+          <w:top w:val="none" w:color="000000" w:sz="4" w:space="0"/>
           <w:left w:val="single" w:color="000000" w:themeColor="accent6" w:themeTint="98" w:sz="4" w:space="0"/>
-          <w:bottom w:val="none"/>
-          <w:right w:val="none"/>
+          <w:bottom w:val="none" w:color="000000" w:sz="4" w:space="0"/>
+          <w:right w:val="none" w:color="000000" w:sz="4" w:space="0"/>
         </w:tcBorders>
       </w:tcPr>
     </w:tblStylePr>
@@ -29994,9 +29992,9 @@
         <w:shd w:val="clear" w:color="ffffff" w:themeColor="light1" w:fill="ffffff" w:themeFill="light1"/>
         <w:tcBorders>
           <w:top w:val="single" w:color="000000" w:themeColor="accent6" w:themeTint="98" w:sz="4" w:space="0"/>
-          <w:left w:val="none"/>
-          <w:bottom w:val="none"/>
-          <w:right w:val="none"/>
+          <w:left w:val="none" w:color="000000" w:sz="4" w:space="0"/>
+          <w:bottom w:val="none" w:color="000000" w:sz="4" w:space="0"/>
+          <w:right w:val="none" w:color="000000" w:sz="4" w:space="0"/>
         </w:tcBorders>
       </w:tcPr>
     </w:tblStylePr>
@@ -30071,9 +30069,9 @@
       </w:tcPr>
     </w:tblStylePr>
   </w:style>
-  <w:style w:type="table" w:styleId="117">
+  <w:style w:type="table" w:styleId="833">
     <w:name w:val="Lined - Accent"/>
-    <w:basedOn w:val="11"/>
+    <w:basedOn w:val="727"/>
     <w:uiPriority w:val="99"/>
     <w:pPr>
       <w:pBdr/>
@@ -30308,9 +30306,9 @@
       </w:tcPr>
     </w:tblStylePr>
   </w:style>
-  <w:style w:type="table" w:styleId="118">
+  <w:style w:type="table" w:styleId="834">
     <w:name w:val="Lined - Accent 1"/>
-    <w:basedOn w:val="11"/>
+    <w:basedOn w:val="727"/>
     <w:uiPriority w:val="99"/>
     <w:pPr>
       <w:pBdr/>
@@ -30545,9 +30543,9 @@
       </w:tcPr>
     </w:tblStylePr>
   </w:style>
-  <w:style w:type="table" w:styleId="119">
+  <w:style w:type="table" w:styleId="835">
     <w:name w:val="Lined - Accent 2"/>
-    <w:basedOn w:val="11"/>
+    <w:basedOn w:val="727"/>
     <w:uiPriority w:val="99"/>
     <w:pPr>
       <w:pBdr/>
@@ -30782,9 +30780,9 @@
       </w:tcPr>
     </w:tblStylePr>
   </w:style>
-  <w:style w:type="table" w:styleId="120">
+  <w:style w:type="table" w:styleId="836">
     <w:name w:val="Lined - Accent 3"/>
-    <w:basedOn w:val="11"/>
+    <w:basedOn w:val="727"/>
     <w:uiPriority w:val="99"/>
     <w:pPr>
       <w:pBdr/>
@@ -31019,9 +31017,9 @@
       </w:tcPr>
     </w:tblStylePr>
   </w:style>
-  <w:style w:type="table" w:styleId="121">
+  <w:style w:type="table" w:styleId="837">
     <w:name w:val="Lined - Accent 4"/>
-    <w:basedOn w:val="11"/>
+    <w:basedOn w:val="727"/>
     <w:uiPriority w:val="99"/>
     <w:pPr>
       <w:pBdr/>
@@ -31256,9 +31254,9 @@
       </w:tcPr>
     </w:tblStylePr>
   </w:style>
-  <w:style w:type="table" w:styleId="122">
+  <w:style w:type="table" w:styleId="838">
     <w:name w:val="Lined - Accent 5"/>
-    <w:basedOn w:val="11"/>
+    <w:basedOn w:val="727"/>
     <w:uiPriority w:val="99"/>
     <w:pPr>
       <w:pBdr/>
@@ -31493,9 +31491,9 @@
       </w:tcPr>
     </w:tblStylePr>
   </w:style>
-  <w:style w:type="table" w:styleId="123">
+  <w:style w:type="table" w:styleId="839">
     <w:name w:val="Lined - Accent 6"/>
-    <w:basedOn w:val="11"/>
+    <w:basedOn w:val="727"/>
     <w:uiPriority w:val="99"/>
     <w:pPr>
       <w:pBdr/>
@@ -31730,9 +31728,9 @@
       </w:tcPr>
     </w:tblStylePr>
   </w:style>
-  <w:style w:type="table" w:styleId="124">
+  <w:style w:type="table" w:styleId="840">
     <w:name w:val="Bordered &amp; Lined - Accent"/>
-    <w:basedOn w:val="11"/>
+    <w:basedOn w:val="727"/>
     <w:uiPriority w:val="99"/>
     <w:pPr>
       <w:pBdr/>
@@ -31974,9 +31972,9 @@
       </w:tcPr>
     </w:tblStylePr>
   </w:style>
-  <w:style w:type="table" w:styleId="125">
+  <w:style w:type="table" w:styleId="841">
     <w:name w:val="Bordered &amp; Lined - Accent 1"/>
-    <w:basedOn w:val="11"/>
+    <w:basedOn w:val="727"/>
     <w:uiPriority w:val="99"/>
     <w:pPr>
       <w:pBdr/>
@@ -32218,9 +32216,9 @@
       </w:tcPr>
     </w:tblStylePr>
   </w:style>
-  <w:style w:type="table" w:styleId="126">
+  <w:style w:type="table" w:styleId="842">
     <w:name w:val="Bordered &amp; Lined - Accent 2"/>
-    <w:basedOn w:val="11"/>
+    <w:basedOn w:val="727"/>
     <w:uiPriority w:val="99"/>
     <w:pPr>
       <w:pBdr/>
@@ -32462,9 +32460,9 @@
       </w:tcPr>
     </w:tblStylePr>
   </w:style>
-  <w:style w:type="table" w:styleId="127">
+  <w:style w:type="table" w:styleId="843">
     <w:name w:val="Bordered &amp; Lined - Accent 3"/>
-    <w:basedOn w:val="11"/>
+    <w:basedOn w:val="727"/>
     <w:uiPriority w:val="99"/>
     <w:pPr>
       <w:pBdr/>
@@ -32706,9 +32704,9 @@
       </w:tcPr>
     </w:tblStylePr>
   </w:style>
-  <w:style w:type="table" w:styleId="128">
+  <w:style w:type="table" w:styleId="844">
     <w:name w:val="Bordered &amp; Lined - Accent 4"/>
-    <w:basedOn w:val="11"/>
+    <w:basedOn w:val="727"/>
     <w:uiPriority w:val="99"/>
     <w:pPr>
       <w:pBdr/>
@@ -32950,9 +32948,9 @@
       </w:tcPr>
     </w:tblStylePr>
   </w:style>
-  <w:style w:type="table" w:styleId="129">
+  <w:style w:type="table" w:styleId="845">
     <w:name w:val="Bordered &amp; Lined - Accent 5"/>
-    <w:basedOn w:val="11"/>
+    <w:basedOn w:val="727"/>
     <w:uiPriority w:val="99"/>
     <w:pPr>
       <w:pBdr/>
@@ -33194,9 +33192,9 @@
       </w:tcPr>
     </w:tblStylePr>
   </w:style>
-  <w:style w:type="table" w:styleId="130">
+  <w:style w:type="table" w:styleId="846">
     <w:name w:val="Bordered &amp; Lined - Accent 6"/>
-    <w:basedOn w:val="11"/>
+    <w:basedOn w:val="727"/>
     <w:uiPriority w:val="99"/>
     <w:pPr>
       <w:pBdr/>
@@ -33438,9 +33436,9 @@
       </w:tcPr>
     </w:tblStylePr>
   </w:style>
-  <w:style w:type="table" w:styleId="131">
+  <w:style w:type="table" w:styleId="847">
     <w:name w:val="Bordered"/>
-    <w:basedOn w:val="11"/>
+    <w:basedOn w:val="727"/>
     <w:uiPriority w:val="99"/>
     <w:pPr>
       <w:pBdr/>
@@ -33669,9 +33667,9 @@
       </w:tcPr>
     </w:tblStylePr>
   </w:style>
-  <w:style w:type="table" w:styleId="132">
+  <w:style w:type="table" w:styleId="848">
     <w:name w:val="Bordered - Accent 1"/>
-    <w:basedOn w:val="11"/>
+    <w:basedOn w:val="727"/>
     <w:uiPriority w:val="99"/>
     <w:pPr>
       <w:pBdr/>
@@ -33900,9 +33898,9 @@
       </w:tcPr>
     </w:tblStylePr>
   </w:style>
-  <w:style w:type="table" w:styleId="133">
+  <w:style w:type="table" w:styleId="849">
     <w:name w:val="Bordered - Accent 2"/>
-    <w:basedOn w:val="11"/>
+    <w:basedOn w:val="727"/>
     <w:uiPriority w:val="99"/>
     <w:pPr>
       <w:pBdr/>
@@ -34131,9 +34129,9 @@
       </w:tcPr>
     </w:tblStylePr>
   </w:style>
-  <w:style w:type="table" w:styleId="134">
+  <w:style w:type="table" w:styleId="850">
     <w:name w:val="Bordered - Accent 3"/>
-    <w:basedOn w:val="11"/>
+    <w:basedOn w:val="727"/>
     <w:uiPriority w:val="99"/>
     <w:pPr>
       <w:pBdr/>
@@ -34362,9 +34360,9 @@
       </w:tcPr>
     </w:tblStylePr>
   </w:style>
-  <w:style w:type="table" w:styleId="135">
+  <w:style w:type="table" w:styleId="851">
     <w:name w:val="Bordered - Accent 4"/>
-    <w:basedOn w:val="11"/>
+    <w:basedOn w:val="727"/>
     <w:uiPriority w:val="99"/>
     <w:pPr>
       <w:pBdr/>
@@ -34593,9 +34591,9 @@
       </w:tcPr>
     </w:tblStylePr>
   </w:style>
-  <w:style w:type="table" w:styleId="136">
+  <w:style w:type="table" w:styleId="852">
     <w:name w:val="Bordered - Accent 5"/>
-    <w:basedOn w:val="11"/>
+    <w:basedOn w:val="727"/>
     <w:uiPriority w:val="99"/>
     <w:pPr>
       <w:pBdr/>
@@ -34824,9 +34822,9 @@
       </w:tcPr>
     </w:tblStylePr>
   </w:style>
-  <w:style w:type="table" w:styleId="137">
+  <w:style w:type="table" w:styleId="853">
     <w:name w:val="Bordered - Accent 6"/>
-    <w:basedOn w:val="11"/>
+    <w:basedOn w:val="727"/>
     <w:uiPriority w:val="99"/>
     <w:pPr>
       <w:pBdr/>
@@ -35055,7 +35053,7 @@
       </w:tcPr>
     </w:tblStylePr>
   </w:style>
-  <w:style w:type="paragraph" w:styleId="138" w:default="1">
+  <w:style w:type="paragraph" w:styleId="854" w:default="1">
     <w:name w:val="Normal"/>
     <w:qFormat/>
     <w:pPr>
@@ -35064,11 +35062,11 @@
       <w:ind/>
     </w:pPr>
   </w:style>
-  <w:style w:type="paragraph" w:styleId="145">
+  <w:style w:type="paragraph" w:styleId="855">
     <w:name w:val="Heading 7"/>
-    <w:basedOn w:val="138"/>
-    <w:next w:val="138"/>
-    <w:link w:val="156"/>
+    <w:basedOn w:val="854"/>
+    <w:next w:val="854"/>
+    <w:link w:val="866"/>
     <w:uiPriority w:val="9"/>
     <w:unhideWhenUsed/>
     <w:qFormat/>
@@ -35085,11 +35083,11 @@
       <w:color w:val="595959" w:themeColor="text1" w:themeTint="A6"/>
     </w:rPr>
   </w:style>
-  <w:style w:type="paragraph" w:styleId="146">
+  <w:style w:type="paragraph" w:styleId="856">
     <w:name w:val="Heading 8"/>
-    <w:basedOn w:val="138"/>
-    <w:next w:val="138"/>
-    <w:link w:val="157"/>
+    <w:basedOn w:val="854"/>
+    <w:next w:val="854"/>
+    <w:link w:val="867"/>
     <w:uiPriority w:val="9"/>
     <w:unhideWhenUsed/>
     <w:qFormat/>
@@ -35108,11 +35106,11 @@
       <w:color w:val="272727" w:themeColor="text1" w:themeTint="D8"/>
     </w:rPr>
   </w:style>
-  <w:style w:type="paragraph" w:styleId="147">
+  <w:style w:type="paragraph" w:styleId="857">
     <w:name w:val="Heading 9"/>
-    <w:basedOn w:val="138"/>
-    <w:next w:val="138"/>
-    <w:link w:val="158"/>
+    <w:basedOn w:val="854"/>
+    <w:next w:val="854"/>
+    <w:link w:val="868"/>
     <w:uiPriority w:val="9"/>
     <w:unhideWhenUsed/>
     <w:qFormat/>
@@ -35131,7 +35129,7 @@
       <w:color w:val="272727" w:themeColor="text1" w:themeTint="D8"/>
     </w:rPr>
   </w:style>
-  <w:style w:type="character" w:styleId="148" w:default="1">
+  <w:style w:type="character" w:styleId="858" w:default="1">
     <w:name w:val="Default Paragraph Font"/>
     <w:uiPriority w:val="1"/>
     <w:semiHidden/>
@@ -35142,7 +35140,7 @@
       <w:ind/>
     </w:pPr>
   </w:style>
-  <w:style w:type="numbering" w:styleId="149" w:default="1">
+  <w:style w:type="numbering" w:styleId="859" w:default="1">
     <w:name w:val="No List"/>
     <w:uiPriority w:val="99"/>
     <w:semiHidden/>
@@ -35153,10 +35151,10 @@
       <w:ind/>
     </w:pPr>
   </w:style>
-  <w:style w:type="character" w:styleId="150">
+  <w:style w:type="character" w:styleId="860">
     <w:name w:val="Heading 1 Char"/>
-    <w:basedOn w:val="148"/>
-    <w:link w:val="746"/>
+    <w:basedOn w:val="858"/>
+    <w:link w:val="914"/>
     <w:uiPriority w:val="9"/>
     <w:pPr>
       <w:pBdr/>
@@ -35170,10 +35168,10 @@
       <w:szCs w:val="40"/>
     </w:rPr>
   </w:style>
-  <w:style w:type="character" w:styleId="151">
+  <w:style w:type="character" w:styleId="861">
     <w:name w:val="Heading 2 Char"/>
-    <w:basedOn w:val="148"/>
-    <w:link w:val="747"/>
+    <w:basedOn w:val="858"/>
+    <w:link w:val="915"/>
     <w:uiPriority w:val="9"/>
     <w:pPr>
       <w:pBdr/>
@@ -35187,10 +35185,10 @@
       <w:szCs w:val="32"/>
     </w:rPr>
   </w:style>
-  <w:style w:type="character" w:styleId="152">
+  <w:style w:type="character" w:styleId="862">
     <w:name w:val="Heading 3 Char"/>
-    <w:basedOn w:val="148"/>
-    <w:link w:val="748"/>
+    <w:basedOn w:val="858"/>
+    <w:link w:val="916"/>
     <w:uiPriority w:val="9"/>
     <w:pPr>
       <w:pBdr/>
@@ -35204,10 +35202,10 @@
       <w:szCs w:val="28"/>
     </w:rPr>
   </w:style>
-  <w:style w:type="character" w:styleId="153">
+  <w:style w:type="character" w:styleId="863">
     <w:name w:val="Heading 4 Char"/>
-    <w:basedOn w:val="148"/>
-    <w:link w:val="734"/>
+    <w:basedOn w:val="858"/>
+    <w:link w:val="902"/>
     <w:uiPriority w:val="9"/>
     <w:pPr>
       <w:pBdr/>
@@ -35221,10 +35219,10 @@
       <w:color w:val="0f4761" w:themeColor="accent1" w:themeShade="BF"/>
     </w:rPr>
   </w:style>
-  <w:style w:type="character" w:styleId="154">
+  <w:style w:type="character" w:styleId="864">
     <w:name w:val="Heading 5 Char"/>
-    <w:basedOn w:val="148"/>
-    <w:link w:val="735"/>
+    <w:basedOn w:val="858"/>
+    <w:link w:val="903"/>
     <w:uiPriority w:val="9"/>
     <w:pPr>
       <w:pBdr/>
@@ -35236,10 +35234,10 @@
       <w:color w:val="0f4761" w:themeColor="accent1" w:themeShade="BF"/>
     </w:rPr>
   </w:style>
-  <w:style w:type="character" w:styleId="155">
+  <w:style w:type="character" w:styleId="865">
     <w:name w:val="Heading 6 Char"/>
-    <w:basedOn w:val="148"/>
-    <w:link w:val="736"/>
+    <w:basedOn w:val="858"/>
+    <w:link w:val="904"/>
     <w:uiPriority w:val="9"/>
     <w:pPr>
       <w:pBdr/>
@@ -35253,10 +35251,10 @@
       <w:color w:val="595959" w:themeColor="text1" w:themeTint="A6"/>
     </w:rPr>
   </w:style>
-  <w:style w:type="character" w:styleId="156">
+  <w:style w:type="character" w:styleId="866">
     <w:name w:val="Heading 7 Char"/>
-    <w:basedOn w:val="148"/>
-    <w:link w:val="145"/>
+    <w:basedOn w:val="858"/>
+    <w:link w:val="855"/>
     <w:uiPriority w:val="9"/>
     <w:pPr>
       <w:pBdr/>
@@ -35268,10 +35266,10 @@
       <w:color w:val="595959" w:themeColor="text1" w:themeTint="A6"/>
     </w:rPr>
   </w:style>
-  <w:style w:type="character" w:styleId="157">
+  <w:style w:type="character" w:styleId="867">
     <w:name w:val="Heading 8 Char"/>
-    <w:basedOn w:val="148"/>
-    <w:link w:val="146"/>
+    <w:basedOn w:val="858"/>
+    <w:link w:val="856"/>
     <w:uiPriority w:val="9"/>
     <w:pPr>
       <w:pBdr/>
@@ -35285,10 +35283,10 @@
       <w:color w:val="272727" w:themeColor="text1" w:themeTint="D8"/>
     </w:rPr>
   </w:style>
-  <w:style w:type="character" w:styleId="158">
+  <w:style w:type="character" w:styleId="868">
     <w:name w:val="Heading 9 Char"/>
-    <w:basedOn w:val="148"/>
-    <w:link w:val="147"/>
+    <w:basedOn w:val="858"/>
+    <w:link w:val="857"/>
     <w:uiPriority w:val="9"/>
     <w:pPr>
       <w:pBdr/>
@@ -35302,10 +35300,10 @@
       <w:color w:val="272727" w:themeColor="text1" w:themeTint="D8"/>
     </w:rPr>
   </w:style>
-  <w:style w:type="character" w:styleId="160">
+  <w:style w:type="character" w:styleId="869">
     <w:name w:val="Title Char"/>
-    <w:basedOn w:val="148"/>
-    <w:link w:val="730"/>
+    <w:basedOn w:val="858"/>
+    <w:link w:val="901"/>
     <w:uiPriority w:val="10"/>
     <w:pPr>
       <w:pBdr/>
@@ -35319,11 +35317,11 @@
       <w:szCs w:val="56"/>
     </w:rPr>
   </w:style>
-  <w:style w:type="paragraph" w:styleId="161">
+  <w:style w:type="paragraph" w:styleId="870">
     <w:name w:val="Subtitle"/>
-    <w:basedOn w:val="138"/>
-    <w:next w:val="138"/>
-    <w:link w:val="162"/>
+    <w:basedOn w:val="854"/>
+    <w:next w:val="854"/>
+    <w:link w:val="871"/>
     <w:uiPriority w:val="11"/>
     <w:qFormat/>
     <w:pPr>
@@ -35341,10 +35339,10 @@
       <w:szCs w:val="28"/>
     </w:rPr>
   </w:style>
-  <w:style w:type="character" w:styleId="162">
+  <w:style w:type="character" w:styleId="871">
     <w:name w:val="Subtitle Char"/>
-    <w:basedOn w:val="148"/>
-    <w:link w:val="161"/>
+    <w:basedOn w:val="858"/>
+    <w:link w:val="870"/>
     <w:uiPriority w:val="11"/>
     <w:pPr>
       <w:pBdr/>
@@ -35358,11 +35356,11 @@
       <w:szCs w:val="28"/>
     </w:rPr>
   </w:style>
-  <w:style w:type="paragraph" w:styleId="163">
+  <w:style w:type="paragraph" w:styleId="872">
     <w:name w:val="Quote"/>
-    <w:basedOn w:val="138"/>
-    <w:next w:val="138"/>
-    <w:link w:val="164"/>
+    <w:basedOn w:val="854"/>
+    <w:next w:val="854"/>
+    <w:link w:val="873"/>
     <w:uiPriority w:val="29"/>
     <w:qFormat/>
     <w:pPr>
@@ -35377,10 +35375,10 @@
       <w:color w:val="404040" w:themeColor="text1" w:themeTint="BF"/>
     </w:rPr>
   </w:style>
-  <w:style w:type="character" w:styleId="164">
+  <w:style w:type="character" w:styleId="873">
     <w:name w:val="Quote Char"/>
-    <w:basedOn w:val="148"/>
-    <w:link w:val="163"/>
+    <w:basedOn w:val="858"/>
+    <w:link w:val="872"/>
     <w:uiPriority w:val="29"/>
     <w:pPr>
       <w:pBdr/>
@@ -35393,9 +35391,9 @@
       <w:color w:val="404040" w:themeColor="text1" w:themeTint="BF"/>
     </w:rPr>
   </w:style>
-  <w:style w:type="character" w:styleId="166">
+  <w:style w:type="character" w:styleId="874">
     <w:name w:val="Intense Emphasis"/>
-    <w:basedOn w:val="148"/>
+    <w:basedOn w:val="858"/>
     <w:uiPriority w:val="21"/>
     <w:qFormat/>
     <w:pPr>
@@ -35409,11 +35407,11 @@
       <w:color w:val="0f4761" w:themeColor="accent1" w:themeShade="BF"/>
     </w:rPr>
   </w:style>
-  <w:style w:type="paragraph" w:styleId="167">
+  <w:style w:type="paragraph" w:styleId="875">
     <w:name w:val="Intense Quote"/>
-    <w:basedOn w:val="138"/>
-    <w:next w:val="138"/>
-    <w:link w:val="168"/>
+    <w:basedOn w:val="854"/>
+    <w:next w:val="854"/>
+    <w:link w:val="876"/>
     <w:uiPriority w:val="30"/>
     <w:qFormat/>
     <w:pPr>
@@ -35431,10 +35429,10 @@
       <w:color w:val="0f4761" w:themeColor="accent1" w:themeShade="BF"/>
     </w:rPr>
   </w:style>
-  <w:style w:type="character" w:styleId="168">
+  <w:style w:type="character" w:styleId="876">
     <w:name w:val="Intense Quote Char"/>
-    <w:basedOn w:val="148"/>
-    <w:link w:val="167"/>
+    <w:basedOn w:val="858"/>
+    <w:link w:val="875"/>
     <w:uiPriority w:val="30"/>
     <w:pPr>
       <w:pBdr/>
@@ -35447,9 +35445,9 @@
       <w:color w:val="0f4761" w:themeColor="accent1" w:themeShade="BF"/>
     </w:rPr>
   </w:style>
-  <w:style w:type="character" w:styleId="169">
+  <w:style w:type="character" w:styleId="877">
     <w:name w:val="Intense Reference"/>
-    <w:basedOn w:val="148"/>
+    <w:basedOn w:val="858"/>
     <w:uiPriority w:val="32"/>
     <w:qFormat/>
     <w:pPr>
@@ -35465,9 +35463,9 @@
       <w:spacing w:val="5"/>
     </w:rPr>
   </w:style>
-  <w:style w:type="paragraph" w:styleId="170">
+  <w:style w:type="paragraph" w:styleId="878">
     <w:name w:val="No Spacing"/>
-    <w:basedOn w:val="138"/>
+    <w:basedOn w:val="854"/>
     <w:uiPriority w:val="1"/>
     <w:qFormat/>
     <w:pPr>
@@ -35476,9 +35474,9 @@
       <w:ind/>
     </w:pPr>
   </w:style>
-  <w:style w:type="character" w:styleId="171">
+  <w:style w:type="character" w:styleId="879">
     <w:name w:val="Subtle Emphasis"/>
-    <w:basedOn w:val="148"/>
+    <w:basedOn w:val="858"/>
     <w:uiPriority w:val="19"/>
     <w:qFormat/>
     <w:pPr>
@@ -35492,9 +35490,9 @@
       <w:color w:val="404040" w:themeColor="text1" w:themeTint="BF"/>
     </w:rPr>
   </w:style>
-  <w:style w:type="character" w:styleId="172">
+  <w:style w:type="character" w:styleId="880">
     <w:name w:val="Emphasis"/>
-    <w:basedOn w:val="148"/>
+    <w:basedOn w:val="858"/>
     <w:uiPriority w:val="20"/>
     <w:qFormat/>
     <w:pPr>
@@ -35507,9 +35505,9 @@
       <w:iCs/>
     </w:rPr>
   </w:style>
-  <w:style w:type="character" w:styleId="174">
+  <w:style w:type="character" w:styleId="881">
     <w:name w:val="Subtle Reference"/>
-    <w:basedOn w:val="148"/>
+    <w:basedOn w:val="858"/>
     <w:uiPriority w:val="31"/>
     <w:qFormat/>
     <w:pPr>
@@ -35522,9 +35520,9 @@
       <w:color w:val="5a5a5a" w:themeColor="text1" w:themeTint="A5"/>
     </w:rPr>
   </w:style>
-  <w:style w:type="character" w:styleId="175">
+  <w:style w:type="character" w:styleId="882">
     <w:name w:val="Book Title"/>
-    <w:basedOn w:val="148"/>
+    <w:basedOn w:val="858"/>
     <w:uiPriority w:val="33"/>
     <w:qFormat/>
     <w:pPr>
@@ -35540,10 +35538,10 @@
       <w:spacing w:val="5"/>
     </w:rPr>
   </w:style>
-  <w:style w:type="paragraph" w:styleId="176">
+  <w:style w:type="paragraph" w:styleId="883">
     <w:name w:val="Header"/>
-    <w:basedOn w:val="138"/>
-    <w:link w:val="177"/>
+    <w:basedOn w:val="854"/>
+    <w:link w:val="884"/>
     <w:uiPriority w:val="99"/>
     <w:unhideWhenUsed/>
     <w:pPr>
@@ -35556,10 +35554,10 @@
       <w:ind/>
     </w:pPr>
   </w:style>
-  <w:style w:type="character" w:styleId="177">
+  <w:style w:type="character" w:styleId="884">
     <w:name w:val="Header Char"/>
-    <w:basedOn w:val="148"/>
-    <w:link w:val="176"/>
+    <w:basedOn w:val="858"/>
+    <w:link w:val="883"/>
     <w:uiPriority w:val="99"/>
     <w:pPr>
       <w:pBdr/>
@@ -35567,10 +35565,10 @@
       <w:ind/>
     </w:pPr>
   </w:style>
-  <w:style w:type="paragraph" w:styleId="178">
+  <w:style w:type="paragraph" w:styleId="885">
     <w:name w:val="Footer"/>
-    <w:basedOn w:val="138"/>
-    <w:link w:val="179"/>
+    <w:basedOn w:val="854"/>
+    <w:link w:val="886"/>
     <w:uiPriority w:val="99"/>
     <w:unhideWhenUsed/>
     <w:pPr>
@@ -35583,10 +35581,10 @@
       <w:ind/>
     </w:pPr>
   </w:style>
-  <w:style w:type="character" w:styleId="179">
+  <w:style w:type="character" w:styleId="886">
     <w:name w:val="Footer Char"/>
-    <w:basedOn w:val="148"/>
-    <w:link w:val="178"/>
+    <w:basedOn w:val="858"/>
+    <w:link w:val="885"/>
     <w:uiPriority w:val="99"/>
     <w:pPr>
       <w:pBdr/>
@@ -35594,10 +35592,10 @@
       <w:ind/>
     </w:pPr>
   </w:style>
-  <w:style w:type="paragraph" w:styleId="180">
+  <w:style w:type="paragraph" w:styleId="887">
     <w:name w:val="Caption"/>
-    <w:basedOn w:val="138"/>
-    <w:next w:val="138"/>
+    <w:basedOn w:val="854"/>
+    <w:next w:val="854"/>
     <w:uiPriority w:val="35"/>
     <w:unhideWhenUsed/>
     <w:qFormat/>
@@ -35614,9 +35612,9 @@
       <w:szCs w:val="18"/>
     </w:rPr>
   </w:style>
-  <w:style w:type="character" w:styleId="188">
+  <w:style w:type="character" w:styleId="888">
     <w:name w:val="FollowedHyperlink"/>
-    <w:basedOn w:val="148"/>
+    <w:basedOn w:val="858"/>
     <w:uiPriority w:val="99"/>
     <w:semiHidden/>
     <w:unhideWhenUsed/>
@@ -35630,10 +35628,10 @@
       <w:u w:val="single"/>
     </w:rPr>
   </w:style>
-  <w:style w:type="paragraph" w:styleId="189">
+  <w:style w:type="paragraph" w:styleId="889">
     <w:name w:val="toc 1"/>
-    <w:basedOn w:val="138"/>
-    <w:next w:val="138"/>
+    <w:basedOn w:val="854"/>
+    <w:next w:val="854"/>
     <w:uiPriority w:val="39"/>
     <w:unhideWhenUsed/>
     <w:pPr>
@@ -35642,10 +35640,10 @@
       <w:ind/>
     </w:pPr>
   </w:style>
-  <w:style w:type="paragraph" w:styleId="190">
+  <w:style w:type="paragraph" w:styleId="890">
     <w:name w:val="toc 2"/>
-    <w:basedOn w:val="138"/>
-    <w:next w:val="138"/>
+    <w:basedOn w:val="854"/>
+    <w:next w:val="854"/>
     <w:uiPriority w:val="39"/>
     <w:unhideWhenUsed/>
     <w:pPr>
@@ -35654,10 +35652,10 @@
       <w:ind w:left="220"/>
     </w:pPr>
   </w:style>
-  <w:style w:type="paragraph" w:styleId="191">
+  <w:style w:type="paragraph" w:styleId="891">
     <w:name w:val="toc 3"/>
-    <w:basedOn w:val="138"/>
-    <w:next w:val="138"/>
+    <w:basedOn w:val="854"/>
+    <w:next w:val="854"/>
     <w:uiPriority w:val="39"/>
     <w:unhideWhenUsed/>
     <w:pPr>
@@ -35666,10 +35664,10 @@
       <w:ind w:left="440"/>
     </w:pPr>
   </w:style>
-  <w:style w:type="paragraph" w:styleId="192">
+  <w:style w:type="paragraph" w:styleId="892">
     <w:name w:val="toc 4"/>
-    <w:basedOn w:val="138"/>
-    <w:next w:val="138"/>
+    <w:basedOn w:val="854"/>
+    <w:next w:val="854"/>
     <w:uiPriority w:val="39"/>
     <w:unhideWhenUsed/>
     <w:pPr>
@@ -35678,10 +35676,10 @@
       <w:ind w:left="660"/>
     </w:pPr>
   </w:style>
-  <w:style w:type="paragraph" w:styleId="193">
+  <w:style w:type="paragraph" w:styleId="893">
     <w:name w:val="toc 5"/>
-    <w:basedOn w:val="138"/>
-    <w:next w:val="138"/>
+    <w:basedOn w:val="854"/>
+    <w:next w:val="854"/>
     <w:uiPriority w:val="39"/>
     <w:unhideWhenUsed/>
     <w:pPr>
@@ -35690,10 +35688,10 @@
       <w:ind w:left="880"/>
     </w:pPr>
   </w:style>
-  <w:style w:type="paragraph" w:styleId="194">
+  <w:style w:type="paragraph" w:styleId="894">
     <w:name w:val="toc 6"/>
-    <w:basedOn w:val="138"/>
-    <w:next w:val="138"/>
+    <w:basedOn w:val="854"/>
+    <w:next w:val="854"/>
     <w:uiPriority w:val="39"/>
     <w:unhideWhenUsed/>
     <w:pPr>
@@ -35702,10 +35700,10 @@
       <w:ind w:left="1100"/>
     </w:pPr>
   </w:style>
-  <w:style w:type="paragraph" w:styleId="195">
+  <w:style w:type="paragraph" w:styleId="895">
     <w:name w:val="toc 7"/>
-    <w:basedOn w:val="138"/>
-    <w:next w:val="138"/>
+    <w:basedOn w:val="854"/>
+    <w:next w:val="854"/>
     <w:uiPriority w:val="39"/>
     <w:unhideWhenUsed/>
     <w:pPr>
@@ -35714,10 +35712,10 @@
       <w:ind w:left="1320"/>
     </w:pPr>
   </w:style>
-  <w:style w:type="paragraph" w:styleId="196">
+  <w:style w:type="paragraph" w:styleId="896">
     <w:name w:val="toc 8"/>
-    <w:basedOn w:val="138"/>
-    <w:next w:val="138"/>
+    <w:basedOn w:val="854"/>
+    <w:next w:val="854"/>
     <w:uiPriority w:val="39"/>
     <w:unhideWhenUsed/>
     <w:pPr>
@@ -35726,10 +35724,10 @@
       <w:ind w:left="1540"/>
     </w:pPr>
   </w:style>
-  <w:style w:type="paragraph" w:styleId="197">
+  <w:style w:type="paragraph" w:styleId="897">
     <w:name w:val="toc 9"/>
-    <w:basedOn w:val="138"/>
-    <w:next w:val="138"/>
+    <w:basedOn w:val="854"/>
+    <w:next w:val="854"/>
     <w:uiPriority w:val="39"/>
     <w:unhideWhenUsed/>
     <w:pPr>
@@ -35738,9 +35736,9 @@
       <w:ind w:left="1760"/>
     </w:pPr>
   </w:style>
-  <w:style w:type="character" w:styleId="198">
+  <w:style w:type="character" w:styleId="898">
     <w:name w:val="Placeholder Text"/>
-    <w:basedOn w:val="148"/>
+    <w:basedOn w:val="858"/>
     <w:uiPriority w:val="99"/>
     <w:semiHidden/>
     <w:pPr>
@@ -35752,7 +35750,7 @@
       <w:color w:val="666666"/>
     </w:rPr>
   </w:style>
-  <w:style w:type="paragraph" w:styleId="208">
+  <w:style w:type="paragraph" w:styleId="899">
     <w:name w:val="TOC Heading"/>
     <w:uiPriority w:val="39"/>
     <w:unhideWhenUsed/>
@@ -35762,10 +35760,10 @@
       <w:ind/>
     </w:pPr>
   </w:style>
-  <w:style w:type="paragraph" w:styleId="209">
+  <w:style w:type="paragraph" w:styleId="900">
     <w:name w:val="table of figures"/>
-    <w:basedOn w:val="138"/>
-    <w:next w:val="138"/>
+    <w:basedOn w:val="854"/>
+    <w:next w:val="854"/>
     <w:uiPriority w:val="99"/>
     <w:unhideWhenUsed/>
     <w:pPr>
@@ -35774,7 +35772,7 @@
       <w:ind/>
     </w:pPr>
   </w:style>
-  <w:style w:type="paragraph" w:styleId="730">
+  <w:style w:type="paragraph" w:styleId="901">
     <w:name w:val="Title"/>
     <w:qFormat/>
     <w:pPr>
@@ -35787,7 +35785,7 @@
       <w:szCs w:val="56"/>
     </w:rPr>
   </w:style>
-  <w:style w:type="paragraph" w:styleId="734">
+  <w:style w:type="paragraph" w:styleId="902">
     <w:name w:val="Heading 4"/>
     <w:qFormat/>
     <w:pPr>
@@ -35801,7 +35799,7 @@
       <w:color w:val="2e74b5"/>
     </w:rPr>
   </w:style>
-  <w:style w:type="paragraph" w:styleId="735">
+  <w:style w:type="paragraph" w:styleId="903">
     <w:name w:val="Heading 5"/>
     <w:qFormat/>
     <w:pPr>
@@ -35813,7 +35811,7 @@
       <w:color w:val="2e74b5"/>
     </w:rPr>
   </w:style>
-  <w:style w:type="paragraph" w:styleId="736">
+  <w:style w:type="paragraph" w:styleId="904">
     <w:name w:val="Heading 6"/>
     <w:qFormat/>
     <w:pPr>
@@ -35825,7 +35823,7 @@
       <w:color w:val="1f4d78"/>
     </w:rPr>
   </w:style>
-  <w:style w:type="paragraph" w:styleId="737">
+  <w:style w:type="paragraph" w:styleId="905">
     <w:name w:val="Strong"/>
     <w:qFormat/>
     <w:pPr>
@@ -35838,7 +35836,7 @@
       <w:bCs/>
     </w:rPr>
   </w:style>
-  <w:style w:type="paragraph" w:styleId="738">
+  <w:style w:type="paragraph" w:styleId="906">
     <w:name w:val="List Paragraph"/>
     <w:qFormat/>
     <w:pPr>
@@ -35847,7 +35845,7 @@
       <w:ind/>
     </w:pPr>
   </w:style>
-  <w:style w:type="character" w:styleId="739">
+  <w:style w:type="character" w:styleId="907">
     <w:name w:val="Hyperlink"/>
     <w:uiPriority w:val="99"/>
     <w:unhideWhenUsed/>
@@ -35861,7 +35859,7 @@
       <w:u w:val="single"/>
     </w:rPr>
   </w:style>
-  <w:style w:type="character" w:styleId="740">
+  <w:style w:type="character" w:styleId="908">
     <w:name w:val="footnote reference"/>
     <w:uiPriority w:val="99"/>
     <w:semiHidden/>
@@ -35875,9 +35873,9 @@
       <w:vertAlign w:val="superscript"/>
     </w:rPr>
   </w:style>
-  <w:style w:type="paragraph" w:styleId="741">
+  <w:style w:type="paragraph" w:styleId="909">
     <w:name w:val="footnote text"/>
-    <w:link w:val="742"/>
+    <w:link w:val="910"/>
     <w:uiPriority w:val="99"/>
     <w:semiHidden/>
     <w:unhideWhenUsed/>
@@ -35891,9 +35889,9 @@
       <w:szCs w:val="20"/>
     </w:rPr>
   </w:style>
-  <w:style w:type="character" w:styleId="742">
+  <w:style w:type="character" w:styleId="910">
     <w:name w:val="Footnote Text Char"/>
-    <w:link w:val="741"/>
+    <w:link w:val="909"/>
     <w:uiPriority w:val="99"/>
     <w:semiHidden/>
     <w:unhideWhenUsed/>
@@ -35907,7 +35905,7 @@
       <w:szCs w:val="20"/>
     </w:rPr>
   </w:style>
-  <w:style w:type="character" w:styleId="743">
+  <w:style w:type="character" w:styleId="911">
     <w:name w:val="endnote reference"/>
     <w:uiPriority w:val="99"/>
     <w:semiHidden/>
@@ -35921,9 +35919,9 @@
       <w:vertAlign w:val="superscript"/>
     </w:rPr>
   </w:style>
-  <w:style w:type="paragraph" w:styleId="744">
+  <w:style w:type="paragraph" w:styleId="912">
     <w:name w:val="endnote text"/>
-    <w:link w:val="745"/>
+    <w:link w:val="913"/>
     <w:uiPriority w:val="99"/>
     <w:semiHidden/>
     <w:unhideWhenUsed/>
@@ -35937,9 +35935,9 @@
       <w:szCs w:val="20"/>
     </w:rPr>
   </w:style>
-  <w:style w:type="character" w:styleId="745">
+  <w:style w:type="character" w:styleId="913">
     <w:name w:val="Endnote Text Char"/>
-    <w:link w:val="744"/>
+    <w:link w:val="912"/>
     <w:uiPriority w:val="99"/>
     <w:semiHidden/>
     <w:unhideWhenUsed/>
@@ -35953,7 +35951,7 @@
       <w:szCs w:val="20"/>
     </w:rPr>
   </w:style>
-  <w:style w:type="paragraph" w:styleId="746">
+  <w:style w:type="paragraph" w:styleId="914">
     <w:name w:val="Heading 1"/>
     <w:qFormat/>
     <w:pPr>
@@ -35973,7 +35971,7 @@
       <w:szCs w:val="30"/>
     </w:rPr>
   </w:style>
-  <w:style w:type="paragraph" w:styleId="747">
+  <w:style w:type="paragraph" w:styleId="915">
     <w:name w:val="Heading 2"/>
     <w:qFormat/>
     <w:pPr>
@@ -35991,7 +35989,7 @@
       <w:szCs w:val="26"/>
     </w:rPr>
   </w:style>
-  <w:style w:type="paragraph" w:styleId="748">
+  <w:style w:type="paragraph" w:styleId="916">
     <w:name w:val="Heading 3"/>
     <w:qFormat/>
     <w:pPr>
